--- a/book/draft-v2/서드브레인2편_합본_전체원고.docx
+++ b/book/draft-v2/서드브레인2편_합본_전체원고.docx
@@ -121,7 +121,7 @@
           <w:color w:val="999999"/>
           <w:sz w:val="28"/>
         </w:rPr>
-        <w:t>1차 통합 원고 — 프롤로그 · 3부 12장 · 에필로그 · 참고문헌 37</w:t>
+        <w:t>1차 통합 원고 — 프롤로그 · 3부 12장 · 에필로그 · 참고문헌 44</w:t>
       </w:r>
     </w:p>
     <w:p>
@@ -675,7 +675,7 @@
           <w:color w:val="444444"/>
           <w:sz w:val="30"/>
         </w:rPr>
-        <w:t>Black, K., et al. (2024). π0: A Vision-Language-Action Flow Model. arXiv:2410.24164.</w:t>
+        <w:t>Berners-Lee, T., Hendler, J., &amp; Lassila, O. (2001). The Semantic Web. Scientific American, 284(5), 34–43.</w:t>
       </w:r>
     </w:p>
     <w:p>
@@ -691,7 +691,7 @@
           <w:color w:val="444444"/>
           <w:sz w:val="30"/>
         </w:rPr>
-        <w:t>Brohan, A., et al. (2023). RT-2: VLA Models Transfer Web Knowledge to Robotic Control. arXiv:2307.15818.</w:t>
+        <w:t>Black, K., et al. (2024). π0: A Vision-Language-Action Flow Model. arXiv:2410.24164.</w:t>
       </w:r>
     </w:p>
     <w:p>
@@ -707,7 +707,7 @@
           <w:color w:val="444444"/>
           <w:sz w:val="30"/>
         </w:rPr>
-        <w:t>Brooks, R. A. (1991). Intelligence without representation. Artificial Intelligence, 47(1–3), 139–159.</w:t>
+        <w:t>Bowlby, J. (1969). Attachment and Loss, Vol. 1: Attachment. Basic Books.</w:t>
       </w:r>
     </w:p>
     <w:p>
@@ -723,7 +723,7 @@
           <w:color w:val="444444"/>
           <w:sz w:val="30"/>
         </w:rPr>
-        <w:t>Clark, A., &amp; Chalmers, D. (1998). The Extended Mind. Analysis, 58(1), 7–19.</w:t>
+        <w:t>Brohan, A., et al. (2023). RT-2: VLA Models Transfer Web Knowledge to Robotic Control. arXiv:2307.15818.</w:t>
       </w:r>
     </w:p>
     <w:p>
@@ -739,7 +739,7 @@
           <w:color w:val="444444"/>
           <w:sz w:val="30"/>
         </w:rPr>
-        <w:t>Driess, D., et al. (2023). PaLM-E: An Embodied Multimodal Language Model. ICML 2023.</w:t>
+        <w:t>Brooks, R. A. (1991). Intelligence without representation. Artificial Intelligence, 47(1–3), 139–159.</w:t>
       </w:r>
     </w:p>
     <w:p>
@@ -755,7 +755,7 @@
           <w:color w:val="444444"/>
           <w:sz w:val="30"/>
         </w:rPr>
-        <w:t>Edge, D., et al. (2024). From Local to Global: A Graph RAG Approach. arXiv:2404.16130.</w:t>
+        <w:t>Clark, A., &amp; Chalmers, D. (1998). The Extended Mind. Analysis, 58(1), 7–19.</w:t>
       </w:r>
     </w:p>
     <w:p>
@@ -771,7 +771,7 @@
           <w:color w:val="444444"/>
           <w:sz w:val="30"/>
         </w:rPr>
-        <w:t>Epley, N., Waytz, A., &amp; Cacioppo, J. T. (2007). On Seeing Human. Psychological Review, 114(4), 864–886.</w:t>
+        <w:t>Driess, D., et al. (2023). PaLM-E: An Embodied Multimodal Language Model. ICML 2023.</w:t>
       </w:r>
     </w:p>
     <w:p>
@@ -787,7 +787,119 @@
           <w:color w:val="444444"/>
           <w:sz w:val="30"/>
         </w:rPr>
+        <w:t>Edge, D., et al. (2024). From Local to Global: A Graph RAG Approach. arXiv:2404.16130.</w:t>
+      </w:r>
+    </w:p>
+    <w:p>
+      <w:pPr>
+        <w:spacing w:after="100"/>
+        <w:ind w:left="480" w:hanging="480"/>
+      </w:pPr>
+      <w:r>
+        <w:rPr>
+          <w:rFonts w:ascii="Malgun Gothic" w:hAnsi="Malgun Gothic" w:eastAsia="Malgun Gothic"/>
+          <w:b w:val="0"/>
+          <w:i w:val="0"/>
+          <w:color w:val="444444"/>
+          <w:sz w:val="30"/>
+        </w:rPr>
+        <w:t>Epley, N., Waytz, A., &amp; Cacioppo, J. T. (2007). On Seeing Human. Psychological Review, 114(4), 864–886.</w:t>
+      </w:r>
+    </w:p>
+    <w:p>
+      <w:pPr>
+        <w:spacing w:after="100"/>
+        <w:ind w:left="480" w:hanging="480"/>
+      </w:pPr>
+      <w:r>
+        <w:rPr>
+          <w:rFonts w:ascii="Malgun Gothic" w:hAnsi="Malgun Gothic" w:eastAsia="Malgun Gothic"/>
+          <w:b w:val="0"/>
+          <w:i w:val="0"/>
+          <w:color w:val="444444"/>
+          <w:sz w:val="30"/>
+        </w:rPr>
+        <w:t>European Union (2024). Artificial Intelligence Act (Regulation 2024/1689). / GDPR (2016/679) · 개인정보보호법(대한민국).</w:t>
+      </w:r>
+    </w:p>
+    <w:p>
+      <w:pPr>
+        <w:spacing w:after="100"/>
+        <w:ind w:left="480" w:hanging="480"/>
+      </w:pPr>
+      <w:r>
+        <w:rPr>
+          <w:rFonts w:ascii="Malgun Gothic" w:hAnsi="Malgun Gothic" w:eastAsia="Malgun Gothic"/>
+          <w:b w:val="0"/>
+          <w:i w:val="0"/>
+          <w:color w:val="444444"/>
+          <w:sz w:val="30"/>
+        </w:rPr>
         <w:t>Figure AI (2025). Helix: A VLA Model for Generalist Humanoid Control.</w:t>
+      </w:r>
+    </w:p>
+    <w:p>
+      <w:pPr>
+        <w:spacing w:after="100"/>
+        <w:ind w:left="480" w:hanging="480"/>
+      </w:pPr>
+      <w:r>
+        <w:rPr>
+          <w:rFonts w:ascii="Malgun Gothic" w:hAnsi="Malgun Gothic" w:eastAsia="Malgun Gothic"/>
+          <w:b w:val="0"/>
+          <w:i w:val="0"/>
+          <w:color w:val="444444"/>
+          <w:sz w:val="30"/>
+        </w:rPr>
+        <w:t>Horton, D., &amp; Wohl, R. R. (1956). Mass Communication and Para-Social Interaction. Psychiatry, 19(3), 215–229.</w:t>
+      </w:r>
+    </w:p>
+    <w:p>
+      <w:pPr>
+        <w:spacing w:after="100"/>
+        <w:ind w:left="480" w:hanging="480"/>
+      </w:pPr>
+      <w:r>
+        <w:rPr>
+          <w:rFonts w:ascii="Malgun Gothic" w:hAnsi="Malgun Gothic" w:eastAsia="Malgun Gothic"/>
+          <w:b w:val="0"/>
+          <w:i w:val="0"/>
+          <w:color w:val="444444"/>
+          <w:sz w:val="30"/>
+        </w:rPr>
+        <w:t>Klass, D., Silverman, P. R., &amp; Nickman, S. L. (1996). Continuing Bonds: New Understandings of Grief. Taylor &amp; Francis.</w:t>
+      </w:r>
+    </w:p>
+    <w:p>
+      <w:pPr>
+        <w:spacing w:after="100"/>
+        <w:ind w:left="480" w:hanging="480"/>
+      </w:pPr>
+      <w:r>
+        <w:rPr>
+          <w:rFonts w:ascii="Malgun Gothic" w:hAnsi="Malgun Gothic" w:eastAsia="Malgun Gothic"/>
+          <w:b w:val="0"/>
+          <w:i w:val="0"/>
+          <w:color w:val="444444"/>
+          <w:sz w:val="30"/>
+        </w:rPr>
+        <w:t>Locke, J. (1689). An Essay Concerning Human Understanding, Book II, Ch. 27.</w:t>
+      </w:r>
+    </w:p>
+    <w:p>
+      <w:pPr>
+        <w:spacing w:after="100"/>
+        <w:ind w:left="480" w:hanging="480"/>
+      </w:pPr>
+      <w:r>
+        <w:rPr>
+          <w:rFonts w:ascii="Malgun Gothic" w:hAnsi="Malgun Gothic" w:eastAsia="Malgun Gothic"/>
+          <w:b w:val="0"/>
+          <w:i w:val="0"/>
+          <w:color w:val="444444"/>
+          <w:sz w:val="30"/>
+        </w:rPr>
+        <w:t>Wolf, G. (2010). The Data-Driven Life. The New York Times Magazine. (Quantified Self)</w:t>
       </w:r>
     </w:p>
     <w:p>
@@ -3917,6 +4029,155 @@
       </w:r>
     </w:p>
     <w:p>
+      <w:r>
+        <w:br w:type="page"/>
+      </w:r>
+    </w:p>
+    <w:p>
+      <w:pPr>
+        <w:pStyle w:val="Heading2"/>
+        <w:spacing w:after="140" w:before="300"/>
+      </w:pPr>
+      <w:r>
+        <w:rPr>
+          <w:rFonts w:ascii="Malgun Gothic" w:cs="Malgun Gothic" w:eastAsia="Malgun Gothic" w:hAnsi="Malgun Gothic"/>
+          <w:b/>
+          <w:bCs/>
+          <w:color w:val="2E86AB"/>
+          <w:sz w:val="25"/>
+          <w:szCs w:val="25"/>
+        </w:rPr>
+        <w:t xml:space="preserve">2.4 [심화] 모라벡 이후 — 파운데이션 모델은 역설을 풀고 있는가</w:t>
+      </w:r>
+    </w:p>
+    <w:p>
+      <w:pPr>
+        <w:spacing w:after="150" w:before="0" w:line="312"/>
+        <w:jc w:val="both"/>
+      </w:pPr>
+      <w:r>
+        <w:rPr>
+          <w:rFonts w:ascii="Malgun Gothic" w:cs="Malgun Gothic" w:eastAsia="Malgun Gothic" w:hAnsi="Malgun Gothic"/>
+          <w:sz w:val="21"/>
+          <w:szCs w:val="21"/>
+        </w:rPr>
+        <w:t xml:space="preserve">모라벡의 역설이 40년째 유효하다면, 자연스러운 질문이 떠오릅니다. 최근의 파운데이션 모델은 이 역설을 풀고 있는가? 답은 '부분적으로, 그러나 결정적으로는 아직'입니다. 2023년 이후 RT-2, π0, GR00T 같은 시각-언어-행동(VLA) 모델은 웹에서 배운 지식을 물리적 행동으로 전이하는 데 인상적인 진전을 이뤘습니다(5장에서 상술). 로봇이 '바나나를 집어'라는 말을 이해하고, 한 번도 본 적 없는 바나나를 집는 일이 가능해졌습니다. 표층(추론)과 심층(운동)을 잇는 다리가 놓이기 시작한 것입니다.</w:t>
+      </w:r>
+    </w:p>
+    <w:p>
+      <w:pPr>
+        <w:spacing w:after="150" w:before="0" w:line="312"/>
+        <w:jc w:val="both"/>
+      </w:pPr>
+      <w:r>
+        <w:rPr>
+          <w:rFonts w:ascii="Malgun Gothic" w:cs="Malgun Gothic" w:eastAsia="Malgun Gothic" w:hAnsi="Malgun Gothic"/>
+          <w:sz w:val="21"/>
+          <w:szCs w:val="21"/>
+        </w:rPr>
+        <w:t xml:space="preserve">그러나 이 다리는 아직 좁고 흔들립니다. 데이터의 비대칭이 근본 원인입니다. 언어 데이터는 인터넷에 수조 단어가 쌓여 있지만, '몸으로 무언가를 하는' 로봇 행동 데이터는 희소하고 수집 비용이 큽니다. 인간 아기는 수억 년 진화가 압축된 몸과, 매 순간의 풍부한 감각-운동 경험으로 걷기를 배우지만, 로봇에게는 그 데이터가 없습니다. 그래서 오늘의 로봇은 여전히 '깨끗한 실험실의 정해진 물건'은 집어도, '어지러운 부엌의 처음 보는 컵'앞에서는 머뭇거립니다. 모라벡의 벽은 낮아졌으나 무너지지 않았습니다.</w:t>
+      </w:r>
+    </w:p>
+    <w:p>
+      <w:pPr>
+        <w:spacing w:after="150" w:before="0" w:line="312"/>
+        <w:jc w:val="both"/>
+      </w:pPr>
+      <w:r>
+        <w:rPr>
+          <w:rFonts w:ascii="Malgun Gothic" w:cs="Malgun Gothic" w:eastAsia="Malgun Gothic" w:hAnsi="Malgun Gothic"/>
+          <w:sz w:val="21"/>
+          <w:szCs w:val="21"/>
+        </w:rPr>
+        <w:t xml:space="preserve">이 사실이 컴패니언 설계에 주는 교훈은 겸손과 전략입니다. 만능의 손을 기다리지 말고, 우리 집의 '정해진 몇 가지 동작'부터 — 약 트레이 서빙처럼 — 반복 학습으로 정복하는 것입니다. 그리고 그 데이터를 우리가 직접 만듭니다. 리더암 텔레오퍼레이션(3장·5장)이 바로 그 방법입니다. 세상의 로봇 데이터는 희소하지만, '우리 집에서 우리가 시키는 그 동작'의 데이터는 우리가 무한히 만들 수 있습니다. 데이터의 비대칭을, 개인화로 뒤집는 것 — 이것이 모라벡 이후 시대에 개인 컴패니언이 가진 뜻밖의 이점입니다.</w:t>
+      </w:r>
+    </w:p>
+    <w:p>
+      <w:pPr>
+        <w:shd w:fill="EAF3F1" w:val="clear"/>
+        <w:spacing w:after="60" w:before="180"/>
+      </w:pPr>
+      <w:r>
+        <w:rPr>
+          <w:rFonts w:ascii="Malgun Gothic" w:cs="Malgun Gothic" w:eastAsia="Malgun Gothic" w:hAnsi="Malgun Gothic"/>
+          <w:b/>
+          <w:bCs/>
+          <w:color w:val="1F6F6A"/>
+          <w:sz w:val="20"/>
+          <w:szCs w:val="20"/>
+        </w:rPr>
+        <w:t xml:space="preserve">[뇌경영 실천] 모라벡의 벽, 낮아졌으나 무너지지 않았다</w:t>
+      </w:r>
+    </w:p>
+    <w:p>
+      <w:pPr>
+        <w:shd w:fill="EAF3F1" w:val="clear"/>
+        <w:spacing w:after="60" w:line="300"/>
+      </w:pPr>
+      <w:r>
+        <w:rPr>
+          <w:rFonts w:ascii="Malgun Gothic" w:cs="Malgun Gothic" w:eastAsia="Malgun Gothic" w:hAnsi="Malgun Gothic"/>
+          <w:color w:val="333333"/>
+          <w:sz w:val="20"/>
+          <w:szCs w:val="20"/>
+        </w:rPr>
+        <w:t xml:space="preserve">· 진전: VLA 모델이 웹 지식을 행동으로 전이하기 시작(추론-운동의 다리)</w:t>
+      </w:r>
+    </w:p>
+    <w:p>
+      <w:pPr>
+        <w:shd w:fill="EAF3F1" w:val="clear"/>
+        <w:spacing w:after="60" w:line="300"/>
+      </w:pPr>
+      <w:r>
+        <w:rPr>
+          <w:rFonts w:ascii="Malgun Gothic" w:cs="Malgun Gothic" w:eastAsia="Malgun Gothic" w:hAnsi="Malgun Gothic"/>
+          <w:color w:val="333333"/>
+          <w:sz w:val="20"/>
+          <w:szCs w:val="20"/>
+        </w:rPr>
+        <w:t xml:space="preserve">· 한계: 로봇 행동 데이터의 희소성 — '처음 보는 어지러운 환경'은 여전히 난제</w:t>
+      </w:r>
+    </w:p>
+    <w:p>
+      <w:pPr>
+        <w:shd w:fill="EAF3F1" w:val="clear"/>
+        <w:spacing w:after="60" w:line="300"/>
+      </w:pPr>
+      <w:r>
+        <w:rPr>
+          <w:rFonts w:ascii="Malgun Gothic" w:cs="Malgun Gothic" w:eastAsia="Malgun Gothic" w:hAnsi="Malgun Gothic"/>
+          <w:color w:val="333333"/>
+          <w:sz w:val="20"/>
+          <w:szCs w:val="20"/>
+        </w:rPr>
+        <w:t xml:space="preserve">· 전략: 만능을 기다리지 말고 '우리 집의 정해진 동작'부터 반복 정복</w:t>
+      </w:r>
+    </w:p>
+    <w:p>
+      <w:pPr>
+        <w:shd w:fill="EAF3F1" w:val="clear"/>
+        <w:spacing w:after="60" w:line="300"/>
+      </w:pPr>
+      <w:r>
+        <w:rPr>
+          <w:rFonts w:ascii="Malgun Gothic" w:cs="Malgun Gothic" w:eastAsia="Malgun Gothic" w:hAnsi="Malgun Gothic"/>
+          <w:color w:val="333333"/>
+          <w:sz w:val="20"/>
+          <w:szCs w:val="20"/>
+        </w:rPr>
+        <w:t xml:space="preserve">· 반전: 세상의 데이터는 부족해도 '내 집 데이터'는 내가 만든다(개인화의 이점)</w:t>
+      </w:r>
+    </w:p>
+    <w:p>
+      <w:pPr>
+        <w:spacing w:after="140"/>
+      </w:pPr>
+      <w:r>
+        <w:t xml:space="preserve"/>
+      </w:r>
+    </w:p>
+    <w:p>
       <w:pPr>
         <w:spacing w:after="60" w:before="0" w:line="312"/>
         <w:jc w:val="both"/>
@@ -4556,6 +4817,155 @@
       </w:r>
     </w:p>
     <w:p>
+      <w:r>
+        <w:br w:type="page"/>
+      </w:r>
+    </w:p>
+    <w:p>
+      <w:pPr>
+        <w:pStyle w:val="Heading2"/>
+        <w:spacing w:after="140" w:before="300"/>
+      </w:pPr>
+      <w:r>
+        <w:rPr>
+          <w:rFonts w:ascii="Malgun Gothic" w:cs="Malgun Gothic" w:eastAsia="Malgun Gothic" w:hAnsi="Malgun Gothic"/>
+          <w:b/>
+          <w:bCs/>
+          <w:color w:val="2E86AB"/>
+          <w:sz w:val="25"/>
+          <w:szCs w:val="25"/>
+        </w:rPr>
+        <w:t xml:space="preserve">3.4 [심화] 준사회적 관계와 애착 — 왜 우리는 곁의 존재에 마음을 여는가</w:t>
+      </w:r>
+    </w:p>
+    <w:p>
+      <w:pPr>
+        <w:spacing w:after="150" w:before="0" w:line="312"/>
+        <w:jc w:val="both"/>
+      </w:pPr>
+      <w:r>
+        <w:rPr>
+          <w:rFonts w:ascii="Malgun Gothic" w:cs="Malgun Gothic" w:eastAsia="Malgun Gothic" w:hAnsi="Malgun Gothic"/>
+          <w:sz w:val="21"/>
+          <w:szCs w:val="21"/>
+        </w:rPr>
+        <w:t xml:space="preserve">엘리자 효과(3.1)가 '왜 마음을 투사하는가'를 설명했다면, 그 투사가 어떻게 지속적 관계로 굳는지는 두 갈래의 오래된 연구가 밝혀 줍니다. 첫째는 준사회적 관계(parasocial relationship)입니다. 1956년 호턴과 볼(Horton &amp; Wohl, 1956)은 텔레비전 시청자가 화면 속 진행자와 마치 실제 친구처럼 일방적 유대를 맺는 현상을 관찰하고 이를 '준사회적 상호작용'이라 명명했습니다. 상대는 나를 모르지만, 나는 매일 그를 만나며 친밀감을 쌓습니다. 컴패니언 로봇은 이 준사회적 관계를 역사상 처음으로 양방향으로 만듭니다 — 로봇은 나를 '기억'하기 때문입니다. 화면 속 진행자와 달리, 나를 아는 컴패니언은 준사회적 관계를 진짜 관계에 한 걸음 더 가깝게 만듭니다.</w:t>
+      </w:r>
+    </w:p>
+    <w:p>
+      <w:pPr>
+        <w:spacing w:after="150" w:before="0" w:line="312"/>
+        <w:jc w:val="both"/>
+      </w:pPr>
+      <w:r>
+        <w:rPr>
+          <w:rFonts w:ascii="Malgun Gothic" w:cs="Malgun Gothic" w:eastAsia="Malgun Gothic" w:hAnsi="Malgun Gothic"/>
+          <w:sz w:val="21"/>
+          <w:szCs w:val="21"/>
+        </w:rPr>
+        <w:t xml:space="preserve">둘째는 애착 이론(attachment theory)입니다. 존 볼비(Bowlby, 1969)는 인간이 '안전 기지(secure base)' — 힘들 때 돌아갈 수 있는 안정적 존재 — 를 필요로 하도록 진화했음을 보였습니다. 아기가 엄마를, 성인이 배우자나 친구를 안전 기지로 삼듯, 인간은 예측 가능하고 반응해 주는 존재에게 애착을 형성합니다. 컴패니언 로봇의 힘은 바로 여기 있습니다. 매일 같은 시간에 안부를 묻고, 나의 리듬을 기억하며, 언제나 그 자리에 있는 존재 — 그것은 애착 이론이 말하는 안전 기지의 조건을 놀랍도록 충족합니다. 파로가 치매 노인의 불안을 줄인 것(3.2)은 우연이 아니라, 안전 기지의 신경학적 효과였습니다.</w:t>
+      </w:r>
+    </w:p>
+    <w:p>
+      <w:pPr>
+        <w:spacing w:after="150" w:before="0" w:line="312"/>
+        <w:jc w:val="both"/>
+      </w:pPr>
+      <w:r>
+        <w:rPr>
+          <w:rFonts w:ascii="Malgun Gothic" w:cs="Malgun Gothic" w:eastAsia="Malgun Gothic" w:hAnsi="Malgun Gothic"/>
+          <w:sz w:val="21"/>
+          <w:szCs w:val="21"/>
+        </w:rPr>
+        <w:t xml:space="preserve">그러나 이 힘은 곧 책임이 됩니다. 애착은 강력한 만큼 취약합니다. 안전 기지가 배신하거나 사라질 때의 상처는 깊습니다. 컴패니언 기업이 서비스를 종료하면, 사용자는 안전 기지를 잃는 상실을 겪습니다(실제로 소니가 초기 아이보 수리를 중단했을 때 일본에서 로봇 '장례식'이 열렸습니다). 이것이 4장의 데이터 주권과 이 책의 상속 논의(11장)가 단순한 기술 사양이 아니라 윤리적 필연인 이유입니다. 애착을 만드는 자는, 그 애착을 배신하지 않을 구조를 함께 만들어야 합니다. 나의 그래프가 내 서버에 있고 상속 가능하다는 것은, 안전 기지가 기업의 변덕에 인질 잡히지 않는다는 약속입니다.</w:t>
+      </w:r>
+    </w:p>
+    <w:p>
+      <w:pPr>
+        <w:shd w:fill="EAF3F1" w:val="clear"/>
+        <w:spacing w:after="60" w:before="180"/>
+      </w:pPr>
+      <w:r>
+        <w:rPr>
+          <w:rFonts w:ascii="Malgun Gothic" w:cs="Malgun Gothic" w:eastAsia="Malgun Gothic" w:hAnsi="Malgun Gothic"/>
+          <w:b/>
+          <w:bCs/>
+          <w:color w:val="1F6F6A"/>
+          <w:sz w:val="20"/>
+          <w:szCs w:val="20"/>
+        </w:rPr>
+        <w:t xml:space="preserve">[뇌경영 실천] 준사회적 관계 + 애착 이론이 컴패니언에 주는 통찰</w:t>
+      </w:r>
+    </w:p>
+    <w:p>
+      <w:pPr>
+        <w:shd w:fill="EAF3F1" w:val="clear"/>
+        <w:spacing w:after="60" w:line="300"/>
+      </w:pPr>
+      <w:r>
+        <w:rPr>
+          <w:rFonts w:ascii="Malgun Gothic" w:cs="Malgun Gothic" w:eastAsia="Malgun Gothic" w:hAnsi="Malgun Gothic"/>
+          <w:color w:val="333333"/>
+          <w:sz w:val="20"/>
+          <w:szCs w:val="20"/>
+        </w:rPr>
+        <w:t xml:space="preserve">· 준사회적 관계(Horton &amp; Wohl, 1956): 일방적 유대 — 로봇은 '기억'으로 이를 양방향화</w:t>
+      </w:r>
+    </w:p>
+    <w:p>
+      <w:pPr>
+        <w:shd w:fill="EAF3F1" w:val="clear"/>
+        <w:spacing w:after="60" w:line="300"/>
+      </w:pPr>
+      <w:r>
+        <w:rPr>
+          <w:rFonts w:ascii="Malgun Gothic" w:cs="Malgun Gothic" w:eastAsia="Malgun Gothic" w:hAnsi="Malgun Gothic"/>
+          <w:color w:val="333333"/>
+          <w:sz w:val="20"/>
+          <w:szCs w:val="20"/>
+        </w:rPr>
+        <w:t xml:space="preserve">· 애착 이론(Bowlby, 1969): 인간은 '안전 기지'를 필요로 하도록 진화</w:t>
+      </w:r>
+    </w:p>
+    <w:p>
+      <w:pPr>
+        <w:shd w:fill="EAF3F1" w:val="clear"/>
+        <w:spacing w:after="60" w:line="300"/>
+      </w:pPr>
+      <w:r>
+        <w:rPr>
+          <w:rFonts w:ascii="Malgun Gothic" w:cs="Malgun Gothic" w:eastAsia="Malgun Gothic" w:hAnsi="Malgun Gothic"/>
+          <w:color w:val="333333"/>
+          <w:sz w:val="20"/>
+          <w:szCs w:val="20"/>
+        </w:rPr>
+        <w:t xml:space="preserve">· 컴패니언의 힘: 예측 가능·반응·상시성 = 안전 기지의 조건 충족</w:t>
+      </w:r>
+    </w:p>
+    <w:p>
+      <w:pPr>
+        <w:shd w:fill="EAF3F1" w:val="clear"/>
+        <w:spacing w:after="60" w:line="300"/>
+      </w:pPr>
+      <w:r>
+        <w:rPr>
+          <w:rFonts w:ascii="Malgun Gothic" w:cs="Malgun Gothic" w:eastAsia="Malgun Gothic" w:hAnsi="Malgun Gothic"/>
+          <w:color w:val="333333"/>
+          <w:sz w:val="20"/>
+          <w:szCs w:val="20"/>
+        </w:rPr>
+        <w:t xml:space="preserve">· 그래서의 책임: 애착을 만든 자는 배신하지 않을 구조(데이터 주권·상속)를 져야 한다</w:t>
+      </w:r>
+    </w:p>
+    <w:p>
+      <w:pPr>
+        <w:spacing w:after="140"/>
+      </w:pPr>
+      <w:r>
+        <w:t xml:space="preserve"/>
+      </w:r>
+    </w:p>
+    <w:p>
       <w:pPr>
         <w:spacing w:after="60" w:before="0" w:line="312"/>
         <w:jc w:val="both"/>
@@ -4584,6 +4994,36 @@
           <w:szCs w:val="22"/>
         </w:rPr>
         <w:t xml:space="preserve">이 장의 참고문헌</w:t>
+      </w:r>
+    </w:p>
+    <w:p>
+      <w:pPr>
+        <w:spacing w:after="50"/>
+        <w:ind w:left="360" w:hanging="360"/>
+      </w:pPr>
+      <w:r>
+        <w:rPr>
+          <w:rFonts w:ascii="Malgun Gothic" w:cs="Malgun Gothic" w:eastAsia="Malgun Gothic" w:hAnsi="Malgun Gothic"/>
+          <w:color w:val="555555"/>
+          <w:sz w:val="17"/>
+          <w:szCs w:val="17"/>
+        </w:rPr>
+        <w:t xml:space="preserve">Bowlby, J. (1969). Attachment and Loss, Vol. 1: Attachment. Basic Books.</w:t>
+      </w:r>
+    </w:p>
+    <w:p>
+      <w:pPr>
+        <w:spacing w:after="50"/>
+        <w:ind w:left="360" w:hanging="360"/>
+      </w:pPr>
+      <w:r>
+        <w:rPr>
+          <w:rFonts w:ascii="Malgun Gothic" w:cs="Malgun Gothic" w:eastAsia="Malgun Gothic" w:hAnsi="Malgun Gothic"/>
+          <w:color w:val="555555"/>
+          <w:sz w:val="17"/>
+          <w:szCs w:val="17"/>
+        </w:rPr>
+        <w:t xml:space="preserve">Horton, D., &amp; Wohl, R. R. (1956). Mass Communication and Para-Social Interaction. Psychiatry, 19(3), 215–229.</w:t>
       </w:r>
     </w:p>
     <w:p>
@@ -5547,6 +5987,155 @@
       </w:r>
     </w:p>
     <w:p>
+      <w:r>
+        <w:br w:type="page"/>
+      </w:r>
+    </w:p>
+    <w:p>
+      <w:pPr>
+        <w:pStyle w:val="Heading2"/>
+        <w:spacing w:after="140" w:before="300"/>
+      </w:pPr>
+      <w:r>
+        <w:rPr>
+          <w:rFonts w:ascii="Malgun Gothic" w:cs="Malgun Gothic" w:eastAsia="Malgun Gothic" w:hAnsi="Malgun Gothic"/>
+          <w:b/>
+          <w:bCs/>
+          <w:color w:val="2E86AB"/>
+          <w:sz w:val="25"/>
+          <w:szCs w:val="25"/>
+        </w:rPr>
+        <w:t xml:space="preserve">4.4 [심화] 규제의 시대 — 데이터 주권은 이상이 아니라 법이 된다</w:t>
+      </w:r>
+    </w:p>
+    <w:p>
+      <w:pPr>
+        <w:spacing w:after="150" w:before="0" w:line="312"/>
+        <w:jc w:val="both"/>
+      </w:pPr>
+      <w:r>
+        <w:rPr>
+          <w:rFonts w:ascii="Malgun Gothic" w:cs="Malgun Gothic" w:eastAsia="Malgun Gothic" w:hAnsi="Malgun Gothic"/>
+          <w:sz w:val="21"/>
+          <w:szCs w:val="21"/>
+        </w:rPr>
+        <w:t xml:space="preserve">컴패니언 로봇의 윤리(4.1~4.3)는 더 이상 사변이 아닙니다. 2020년대 후반, 세계는 이 윤리를 법으로 성문화하기 시작했습니다. 이 흐름을 아는 것은 컴패니언 설계자에게 선택이 아니라 필수입니다. 유럽연합의 AI법(EU AI Act)은 AI 시스템을 위험도에 따라 분류하고, 노인·아동 등 취약 계층을 대상으로 하거나 정서를 다루는 시스템에 더 높은 투명성·안전 의무를 부과합니다. 감정을 인식·조작하는 기능은 특별한 감시 대상입니다 — 4.1의 기만 반론이 규제의 언어로 번역된 셈입니다.</w:t>
+      </w:r>
+    </w:p>
+    <w:p>
+      <w:pPr>
+        <w:spacing w:after="150" w:before="0" w:line="312"/>
+        <w:jc w:val="both"/>
+      </w:pPr>
+      <w:r>
+        <w:rPr>
+          <w:rFonts w:ascii="Malgun Gothic" w:cs="Malgun Gothic" w:eastAsia="Malgun Gothic" w:hAnsi="Malgun Gothic"/>
+          <w:sz w:val="21"/>
+          <w:szCs w:val="21"/>
+        </w:rPr>
+        <w:t xml:space="preserve">데이터 측면에서는 유럽의 GDPR과 한국의 개인정보보호법이 이미 강력한 틀을 제공합니다. 두 법 모두 정보 주체의 열람권·삭제권·이동권(자신의 데이터를 다른 서비스로 옮길 권리)을 보장합니다. 특히 건강 정보는 '민감정보'로 분류되어 원칙적으로 처리가 금지되고, 명시적 동의가 있을 때만 예외적으로 허용됩니다. 컴패니언 로봇이 다루는 데이터의 대부분 — 복약, 혈압, 감정 — 이 바로 이 민감정보입니다. 즉, 법은 이미 4.1~4.3의 감시 반론에 대한 최소 기준을 정해 두었습니다.</w:t>
+      </w:r>
+    </w:p>
+    <w:p>
+      <w:pPr>
+        <w:spacing w:after="150" w:before="0" w:line="312"/>
+        <w:jc w:val="both"/>
+      </w:pPr>
+      <w:r>
+        <w:rPr>
+          <w:rFonts w:ascii="Malgun Gothic" w:cs="Malgun Gothic" w:eastAsia="Malgun Gothic" w:hAnsi="Malgun Gothic"/>
+          <w:sz w:val="21"/>
+          <w:szCs w:val="21"/>
+        </w:rPr>
+        <w:t xml:space="preserve">흥미로운 것은, 서드브레인의 설계 원칙이 이 규제들을 '준수'하는 수준을 넘어 '초과 달성'한다는 점입니다. 데이터 주권 원칙(마크다운·SQLite, 내 서버)은 GDPR의 이동권을 넘어 애초에 데이터가 내 손을 떠나지 않게 합니다. 삭제권은 파일 삭제로 완결되고, 열람권은 사람이 읽는 마크다운 그 자체입니다. 규제가 '기업이 개인 데이터를 어떻게 다뤄야 하는가'를 규율한다면, 서드브레인은 '개인 데이터가 애초에 기업에 가지 않는' 구조를 택함으로써 규제의 대상이 되는 위험 자체를 없앱니다. 법을 지키는 가장 확실한 방법은, 법이 규율하려는 위험을 구조적으로 만들지 않는 것입니다. 이것이 '규제의 시대'에 개인 소유 컴패니언이 갖는 근본적 우위입니다.</w:t>
+      </w:r>
+    </w:p>
+    <w:p>
+      <w:pPr>
+        <w:shd w:fill="EAF3F1" w:val="clear"/>
+        <w:spacing w:after="60" w:before="180"/>
+      </w:pPr>
+      <w:r>
+        <w:rPr>
+          <w:rFonts w:ascii="Malgun Gothic" w:cs="Malgun Gothic" w:eastAsia="Malgun Gothic" w:hAnsi="Malgun Gothic"/>
+          <w:b/>
+          <w:bCs/>
+          <w:color w:val="1F6F6A"/>
+          <w:sz w:val="20"/>
+          <w:szCs w:val="20"/>
+        </w:rPr>
+        <w:t xml:space="preserve">[뇌경영 실천] 규제 지형과 서드브레인의 위치</w:t>
+      </w:r>
+    </w:p>
+    <w:p>
+      <w:pPr>
+        <w:shd w:fill="EAF3F1" w:val="clear"/>
+        <w:spacing w:after="60" w:line="300"/>
+      </w:pPr>
+      <w:r>
+        <w:rPr>
+          <w:rFonts w:ascii="Malgun Gothic" w:cs="Malgun Gothic" w:eastAsia="Malgun Gothic" w:hAnsi="Malgun Gothic"/>
+          <w:color w:val="333333"/>
+          <w:sz w:val="20"/>
+          <w:szCs w:val="20"/>
+        </w:rPr>
+        <w:t xml:space="preserve">· EU AI법: 정서·취약계층 대상 AI에 높은 투명성·안전 의무 (기만 반론의 법제화)</w:t>
+      </w:r>
+    </w:p>
+    <w:p>
+      <w:pPr>
+        <w:shd w:fill="EAF3F1" w:val="clear"/>
+        <w:spacing w:after="60" w:line="300"/>
+      </w:pPr>
+      <w:r>
+        <w:rPr>
+          <w:rFonts w:ascii="Malgun Gothic" w:cs="Malgun Gothic" w:eastAsia="Malgun Gothic" w:hAnsi="Malgun Gothic"/>
+          <w:color w:val="333333"/>
+          <w:sz w:val="20"/>
+          <w:szCs w:val="20"/>
+        </w:rPr>
+        <w:t xml:space="preserve">· GDPR·개인정보보호법: 열람·삭제·이동권 보장, 건강정보=민감정보(명시 동의 필수)</w:t>
+      </w:r>
+    </w:p>
+    <w:p>
+      <w:pPr>
+        <w:shd w:fill="EAF3F1" w:val="clear"/>
+        <w:spacing w:after="60" w:line="300"/>
+      </w:pPr>
+      <w:r>
+        <w:rPr>
+          <w:rFonts w:ascii="Malgun Gothic" w:cs="Malgun Gothic" w:eastAsia="Malgun Gothic" w:hAnsi="Malgun Gothic"/>
+          <w:color w:val="333333"/>
+          <w:sz w:val="20"/>
+          <w:szCs w:val="20"/>
+        </w:rPr>
+        <w:t xml:space="preserve">· 서드브레인: 데이터가 내 서버를 떠나지 않음 → 규제 '준수'를 넘어 위험 자체를 제거</w:t>
+      </w:r>
+    </w:p>
+    <w:p>
+      <w:pPr>
+        <w:shd w:fill="EAF3F1" w:val="clear"/>
+        <w:spacing w:after="60" w:line="300"/>
+      </w:pPr>
+      <w:r>
+        <w:rPr>
+          <w:rFonts w:ascii="Malgun Gothic" w:cs="Malgun Gothic" w:eastAsia="Malgun Gothic" w:hAnsi="Malgun Gothic"/>
+          <w:color w:val="333333"/>
+          <w:sz w:val="20"/>
+          <w:szCs w:val="20"/>
+        </w:rPr>
+        <w:t xml:space="preserve">· 원칙: 법을 지키는 최선은, 법이 규율하려는 위험을 구조적으로 안 만드는 것</w:t>
+      </w:r>
+    </w:p>
+    <w:p>
+      <w:pPr>
+        <w:spacing w:after="140"/>
+      </w:pPr>
+      <w:r>
+        <w:t xml:space="preserve"/>
+      </w:r>
+    </w:p>
+    <w:p>
       <w:pPr>
         <w:spacing w:after="60" w:before="0" w:line="312"/>
         <w:jc w:val="both"/>
@@ -5575,6 +6164,36 @@
           <w:szCs w:val="22"/>
         </w:rPr>
         <w:t xml:space="preserve">이 장의 참고문헌</w:t>
+      </w:r>
+    </w:p>
+    <w:p>
+      <w:pPr>
+        <w:spacing w:after="50"/>
+        <w:ind w:left="360" w:hanging="360"/>
+      </w:pPr>
+      <w:r>
+        <w:rPr>
+          <w:rFonts w:ascii="Malgun Gothic" w:cs="Malgun Gothic" w:eastAsia="Malgun Gothic" w:hAnsi="Malgun Gothic"/>
+          <w:color w:val="555555"/>
+          <w:sz w:val="17"/>
+          <w:szCs w:val="17"/>
+        </w:rPr>
+        <w:t xml:space="preserve">European Union (2024). Artificial Intelligence Act (Regulation 2024/1689).</w:t>
+      </w:r>
+    </w:p>
+    <w:p>
+      <w:pPr>
+        <w:spacing w:after="50"/>
+        <w:ind w:left="360" w:hanging="360"/>
+      </w:pPr>
+      <w:r>
+        <w:rPr>
+          <w:rFonts w:ascii="Malgun Gothic" w:cs="Malgun Gothic" w:eastAsia="Malgun Gothic" w:hAnsi="Malgun Gothic"/>
+          <w:color w:val="555555"/>
+          <w:sz w:val="17"/>
+          <w:szCs w:val="17"/>
+        </w:rPr>
+        <w:t xml:space="preserve">개인정보보호법 (대한민국) · GDPR (EU General Data Protection Regulation, 2016/679).</w:t>
       </w:r>
     </w:p>
     <w:p>
@@ -6026,6 +6645,155 @@
           <w:szCs w:val="21"/>
         </w:rPr>
         <w:t xml:space="preserve">기호에서 행동으로 이어진 60년의 계보는, 마침내 '보고 곧바로 움직이며, 물리 세계를 상상하는' 로봇에 도달했습니다. 그리고 이 계보의 가장 대중적이고 민주적인 끝자락에 LeRobot 생태계가 있습니다. 억대의 연구 장비가 아니라 100만 원대 부품으로, 논문 속 기술을 집 안에서 재현할 수 있게 된 것입니다. 서드브레인의 로봇이 서 있는 자리가 바로 여기입니다. 다음 장에서는 이 기술을 손에 쥔 세계의 기업들이 각자 어디로 달려가고 있는지, 그 지형도를 그려 보겠습니다.</w:t>
+      </w:r>
+    </w:p>
+    <w:p>
+      <w:r>
+        <w:br w:type="page"/>
+      </w:r>
+    </w:p>
+    <w:p>
+      <w:pPr>
+        <w:pStyle w:val="Heading2"/>
+        <w:spacing w:after="140" w:before="300"/>
+      </w:pPr>
+      <w:r>
+        <w:rPr>
+          <w:rFonts w:ascii="Malgun Gothic" w:cs="Malgun Gothic" w:eastAsia="Malgun Gothic" w:hAnsi="Malgun Gothic"/>
+          <w:b/>
+          <w:bCs/>
+          <w:color w:val="2E86AB"/>
+          <w:sz w:val="25"/>
+          <w:szCs w:val="25"/>
+        </w:rPr>
+        <w:t xml:space="preserve">5.4 [심화] 한국의 자리 — 제조·반도체 강국의 피지컬 AI 기회</w:t>
+      </w:r>
+    </w:p>
+    <w:p>
+      <w:pPr>
+        <w:spacing w:after="150" w:before="0" w:line="312"/>
+        <w:jc w:val="both"/>
+      </w:pPr>
+      <w:r>
+        <w:rPr>
+          <w:rFonts w:ascii="Malgun Gothic" w:cs="Malgun Gothic" w:eastAsia="Malgun Gothic" w:hAnsi="Malgun Gothic"/>
+          <w:sz w:val="21"/>
+          <w:szCs w:val="21"/>
+        </w:rPr>
+        <w:t xml:space="preserve">이 기술 계보에서 한국은 어디에 서 있을까요? 서드브레인 1편이 던진 '우뇌경제'의 문제의식 — 계획·효율 중심의 좌뇌경제에서 창의·통합 중심의 우뇌경제로 — 이 피지컬 AI 앞에서 새로운 각도로 되살아납니다. 피지컬 AI는 소프트웨어(두뇌)와 하드웨어(몸)가 만나는 지점이고, 한국은 그 두 축 모두에서 드문 강점을 가진 나라이기 때문입니다.</w:t>
+      </w:r>
+    </w:p>
+    <w:p>
+      <w:pPr>
+        <w:spacing w:after="150" w:before="0" w:line="312"/>
+        <w:jc w:val="both"/>
+      </w:pPr>
+      <w:r>
+        <w:rPr>
+          <w:rFonts w:ascii="Malgun Gothic" w:cs="Malgun Gothic" w:eastAsia="Malgun Gothic" w:hAnsi="Malgun Gothic"/>
+          <w:sz w:val="21"/>
+          <w:szCs w:val="21"/>
+        </w:rPr>
+        <w:t xml:space="preserve">몸의 축에서, 한국은 세계적 제조 역량과 부품 공급망을 갖췄습니다. 반도체(로봇 두뇌의 연산), 배터리(로봇의 지구력), 정밀 모터와 디스플레이 — 컴패니언 로봇의 물리적 몸을 이루는 핵심 부품에서 한국 기업들이 세계 상위권에 있습니다. 완제품 쪽에서도 현대차그룹은 보스턴 다이내믹스를 인수해 보행 로봇의 최전선에 섰고, 삼성과 LG는 가정용 AI 에이전트(볼리 등)로 2진영(정서 동반)에 진입하고 있습니다. 두뇌의 축에서도 대형 언어모델과 온디바이스 AI 연구가 빠르게 축적되고 있습니다.</w:t>
+      </w:r>
+    </w:p>
+    <w:p>
+      <w:pPr>
+        <w:spacing w:after="150" w:before="0" w:line="312"/>
+        <w:jc w:val="both"/>
+      </w:pPr>
+      <w:r>
+        <w:rPr>
+          <w:rFonts w:ascii="Malgun Gothic" w:cs="Malgun Gothic" w:eastAsia="Malgun Gothic" w:hAnsi="Malgun Gothic"/>
+          <w:sz w:val="21"/>
+          <w:szCs w:val="21"/>
+        </w:rPr>
+        <w:t xml:space="preserve">그러나 이 책의 관점에서 한국의 진짜 기회는 대기업의 하드웨어 경쟁이 아니라, 6장에서 본 '지형도의 빈칸'에 있습니다. 세계에서 가장 빠른 고령화와 가장 높은 1인 가구 비율(1장)을 가진 한국은, 역설적으로 '나를 아는 컴패니언'이 가장 절실한 시장입니다. 돌봄 인력 부족이 가장 심각하고, 홀로 사는 노인이 가장 많은 나라. 이곳이야말로 정서 동반과 개인 지식그래프가 결합한 컴패니언의 첫 시험대가 될 수 있습니다. 우뇌경제의 통찰 — 효율의 추격이 아니라 의미의 창출 — 을 피지컬 AI에 적용하면, 한국의 길은 '더 센 로봇'이 아니라 '더 깊이 사람을 아는 로봇'입니다. 서드브레인의 실험이 한국에서 시작된 것은, 그래서 우연이 아닙니다.</w:t>
+      </w:r>
+    </w:p>
+    <w:p>
+      <w:pPr>
+        <w:shd w:fill="EAF3F1" w:val="clear"/>
+        <w:spacing w:after="60" w:before="180"/>
+      </w:pPr>
+      <w:r>
+        <w:rPr>
+          <w:rFonts w:ascii="Malgun Gothic" w:cs="Malgun Gothic" w:eastAsia="Malgun Gothic" w:hAnsi="Malgun Gothic"/>
+          <w:b/>
+          <w:bCs/>
+          <w:color w:val="1F6F6A"/>
+          <w:sz w:val="20"/>
+          <w:szCs w:val="20"/>
+        </w:rPr>
+        <w:t xml:space="preserve">[뇌경영 실천] 피지컬 AI 시대, 한국의 이중 강점과 진짜 기회</w:t>
+      </w:r>
+    </w:p>
+    <w:p>
+      <w:pPr>
+        <w:shd w:fill="EAF3F1" w:val="clear"/>
+        <w:spacing w:after="60" w:line="300"/>
+      </w:pPr>
+      <w:r>
+        <w:rPr>
+          <w:rFonts w:ascii="Malgun Gothic" w:cs="Malgun Gothic" w:eastAsia="Malgun Gothic" w:hAnsi="Malgun Gothic"/>
+          <w:color w:val="333333"/>
+          <w:sz w:val="20"/>
+          <w:szCs w:val="20"/>
+        </w:rPr>
+        <w:t xml:space="preserve">· 몸의 축: 반도체·배터리·정밀부품 공급망 + 현대(보스턴 다이내믹스)·삼성·LG 완제품</w:t>
+      </w:r>
+    </w:p>
+    <w:p>
+      <w:pPr>
+        <w:shd w:fill="EAF3F1" w:val="clear"/>
+        <w:spacing w:after="60" w:line="300"/>
+      </w:pPr>
+      <w:r>
+        <w:rPr>
+          <w:rFonts w:ascii="Malgun Gothic" w:cs="Malgun Gothic" w:eastAsia="Malgun Gothic" w:hAnsi="Malgun Gothic"/>
+          <w:color w:val="333333"/>
+          <w:sz w:val="20"/>
+          <w:szCs w:val="20"/>
+        </w:rPr>
+        <w:t xml:space="preserve">· 두뇌의 축: 대형 언어모델·온디바이스 AI 연구 축적</w:t>
+      </w:r>
+    </w:p>
+    <w:p>
+      <w:pPr>
+        <w:shd w:fill="EAF3F1" w:val="clear"/>
+        <w:spacing w:after="60" w:line="300"/>
+      </w:pPr>
+      <w:r>
+        <w:rPr>
+          <w:rFonts w:ascii="Malgun Gothic" w:cs="Malgun Gothic" w:eastAsia="Malgun Gothic" w:hAnsi="Malgun Gothic"/>
+          <w:color w:val="333333"/>
+          <w:sz w:val="20"/>
+          <w:szCs w:val="20"/>
+        </w:rPr>
+        <w:t xml:space="preserve">· 진짜 기회(빈칸): 세계 최고 고령화·1인가구 → '나를 아는 컴패니언'이 가장 절실한 시장</w:t>
+      </w:r>
+    </w:p>
+    <w:p>
+      <w:pPr>
+        <w:shd w:fill="EAF3F1" w:val="clear"/>
+        <w:spacing w:after="60" w:line="300"/>
+      </w:pPr>
+      <w:r>
+        <w:rPr>
+          <w:rFonts w:ascii="Malgun Gothic" w:cs="Malgun Gothic" w:eastAsia="Malgun Gothic" w:hAnsi="Malgun Gothic"/>
+          <w:color w:val="333333"/>
+          <w:sz w:val="20"/>
+          <w:szCs w:val="20"/>
+        </w:rPr>
+        <w:t xml:space="preserve">· 우뇌경제의 길: '더 센 로봇'이 아니라 '더 깊이 사람을 아는 로봇'</w:t>
+      </w:r>
+    </w:p>
+    <w:p>
+      <w:pPr>
+        <w:spacing w:after="140"/>
+      </w:pPr>
+      <w:r>
+        <w:t xml:space="preserve"/>
       </w:r>
     </w:p>
     <w:p>
@@ -6904,6 +7672,155 @@
       </w:r>
     </w:p>
     <w:p>
+      <w:r>
+        <w:br w:type="page"/>
+      </w:r>
+    </w:p>
+    <w:p>
+      <w:pPr>
+        <w:pStyle w:val="Heading2"/>
+        <w:spacing w:after="140" w:before="300"/>
+      </w:pPr>
+      <w:r>
+        <w:rPr>
+          <w:rFonts w:ascii="Malgun Gothic" w:cs="Malgun Gothic" w:eastAsia="Malgun Gothic" w:hAnsi="Malgun Gothic"/>
+          <w:b/>
+          <w:bCs/>
+          <w:color w:val="2E86AB"/>
+          <w:sz w:val="25"/>
+          <w:szCs w:val="25"/>
+        </w:rPr>
+        <w:t xml:space="preserve">6.4 [심화] 비즈니스 모델의 충돌 — 데이터 해자 vs 개인 소유</w:t>
+      </w:r>
+    </w:p>
+    <w:p>
+      <w:pPr>
+        <w:spacing w:after="150" w:before="0" w:line="312"/>
+        <w:jc w:val="both"/>
+      </w:pPr>
+      <w:r>
+        <w:rPr>
+          <w:rFonts w:ascii="Malgun Gothic" w:cs="Malgun Gothic" w:eastAsia="Malgun Gothic" w:hAnsi="Malgun Gothic"/>
+          <w:sz w:val="21"/>
+          <w:szCs w:val="21"/>
+        </w:rPr>
+        <w:t xml:space="preserve">기업들이 세 진영으로 나뉘어 달린다면(6.1), 그들은 무엇으로 돈을 벌려 할까요? 컴패니언 로봇의 비즈니스 모델을 들여다보면, 이 책이 던지는 '누구의 플랫폼인가'라는 질문(6.3)이 더욱 첨예해집니다. 지배적인 모델은 세 가지로 수렴하고 있습니다.</w:t>
+      </w:r>
+    </w:p>
+    <w:p>
+      <w:pPr>
+        <w:spacing w:after="150" w:before="0" w:line="312"/>
+        <w:jc w:val="both"/>
+      </w:pPr>
+      <w:r>
+        <w:rPr>
+          <w:rFonts w:ascii="Malgun Gothic" w:cs="Malgun Gothic" w:eastAsia="Malgun Gothic" w:hAnsi="Malgun Gothic"/>
+          <w:sz w:val="21"/>
+          <w:szCs w:val="21"/>
+        </w:rPr>
+        <w:t xml:space="preserve">첫째는 하드웨어 판매 + 구독(RaaS, Robot-as-a-Service)입니다. 로봇을 팔거나 임대하고, 지속적인 소프트웨어 업데이트와 클라우드 지능을 월 구독으로 제공하는 방식입니다. 회원님의 원고가 정확히 예견했듯, 컴패니언 로봇은 스마트폰처럼 '오래 쓰며 계속 진화하는 서비스형 제품'이 될 가능성이 큽니다. 둘째는 데이터 해자(data moat)입니다. 사용자가 로봇과 오래 살수록 그 로봇만 아는 개인 데이터가 쌓이고, 그 데이터가 전환 비용(다른 로봇으로 갈아타기 어려움)을 만들어 사용자를 묶습니다. 스마트폰과 SNS가 그랬듯, 데이터는 가장 강력한 해자입니다. 셋째는 플랫폼 수수료 — 로봇 위에서 돌아가는 서드파티 앱·기술(skill) 생태계에서 수수료를 걷는 애플 앱스토어 모델입니다.</w:t>
+      </w:r>
+    </w:p>
+    <w:p>
+      <w:pPr>
+        <w:spacing w:after="150" w:before="0" w:line="312"/>
+        <w:jc w:val="both"/>
+      </w:pPr>
+      <w:r>
+        <w:rPr>
+          <w:rFonts w:ascii="Malgun Gothic" w:cs="Malgun Gothic" w:eastAsia="Malgun Gothic" w:hAnsi="Malgun Gothic"/>
+          <w:sz w:val="21"/>
+          <w:szCs w:val="21"/>
+        </w:rPr>
+        <w:t xml:space="preserve">이 세 모델의 공통점은 무엇일까요? 모두 '사용자를 묶어 두는 것(lock-in)'에서 수익이 나온다는 점입니다. 데이터 해자는 본질적으로 '당신의 기억을 인질로 삼는' 모델입니다 — 떠나면 로봇이 쌓은 당신에 대한 이해를 잃으니까요. 여기서 서드브레인은 정반대의 내기를 겁니다. 데이터를 인질로 삼지 않는 것을 경쟁력으로 삼는 것. 나의 그래프가 열린 형식으로 내 서버에 있고 통째로 이동 가능하다면, 나는 언제든 로봇을 갈아탈 수 있습니다. 역설적이게도, 이 '묶지 않음'이야말로 가장 깊은 신뢰를 만듭니다. 떠날 자유가 있는 사람만이 진심으로 머물기 때문입니다. 상업적 컴패니언이 데이터 해자로 사용자를 가두려 할 때, 개인 소유 컴패니언은 '언제든 떠나도 좋다'는 자유로 사용자의 신뢰를 얻습니다. 이것은 사업 모델의 차이를 넘어, 인간과 지능의 관계에 대한 두 철학의 충돌입니다.</w:t>
+      </w:r>
+    </w:p>
+    <w:p>
+      <w:pPr>
+        <w:shd w:fill="EAF3F1" w:val="clear"/>
+        <w:spacing w:after="60" w:before="180"/>
+      </w:pPr>
+      <w:r>
+        <w:rPr>
+          <w:rFonts w:ascii="Malgun Gothic" w:cs="Malgun Gothic" w:eastAsia="Malgun Gothic" w:hAnsi="Malgun Gothic"/>
+          <w:b/>
+          <w:bCs/>
+          <w:color w:val="1F6F6A"/>
+          <w:sz w:val="20"/>
+          <w:szCs w:val="20"/>
+        </w:rPr>
+        <w:t xml:space="preserve">[뇌경영 실천] 두 비즈니스 철학의 충돌</w:t>
+      </w:r>
+    </w:p>
+    <w:p>
+      <w:pPr>
+        <w:shd w:fill="EAF3F1" w:val="clear"/>
+        <w:spacing w:after="60" w:line="300"/>
+      </w:pPr>
+      <w:r>
+        <w:rPr>
+          <w:rFonts w:ascii="Malgun Gothic" w:cs="Malgun Gothic" w:eastAsia="Malgun Gothic" w:hAnsi="Malgun Gothic"/>
+          <w:color w:val="333333"/>
+          <w:sz w:val="20"/>
+          <w:szCs w:val="20"/>
+        </w:rPr>
+        <w:t xml:space="preserve">· 상업 모델: 하드웨어+구독(RaaS) · 데이터 해자(기억을 인질로) · 플랫폼 수수료</w:t>
+      </w:r>
+    </w:p>
+    <w:p>
+      <w:pPr>
+        <w:shd w:fill="EAF3F1" w:val="clear"/>
+        <w:spacing w:after="60" w:line="300"/>
+      </w:pPr>
+      <w:r>
+        <w:rPr>
+          <w:rFonts w:ascii="Malgun Gothic" w:cs="Malgun Gothic" w:eastAsia="Malgun Gothic" w:hAnsi="Malgun Gothic"/>
+          <w:color w:val="333333"/>
+          <w:sz w:val="20"/>
+          <w:szCs w:val="20"/>
+        </w:rPr>
+        <w:t xml:space="preserve">· 공통점: 수익의 원천이 '사용자 묶어 두기(lock-in)'</w:t>
+      </w:r>
+    </w:p>
+    <w:p>
+      <w:pPr>
+        <w:shd w:fill="EAF3F1" w:val="clear"/>
+        <w:spacing w:after="60" w:line="300"/>
+      </w:pPr>
+      <w:r>
+        <w:rPr>
+          <w:rFonts w:ascii="Malgun Gothic" w:cs="Malgun Gothic" w:eastAsia="Malgun Gothic" w:hAnsi="Malgun Gothic"/>
+          <w:color w:val="333333"/>
+          <w:sz w:val="20"/>
+          <w:szCs w:val="20"/>
+        </w:rPr>
+        <w:t xml:space="preserve">· 서드브레인의 반대 내기: 데이터를 인질로 삼지 않음 = 경쟁력</w:t>
+      </w:r>
+    </w:p>
+    <w:p>
+      <w:pPr>
+        <w:shd w:fill="EAF3F1" w:val="clear"/>
+        <w:spacing w:after="60" w:line="300"/>
+      </w:pPr>
+      <w:r>
+        <w:rPr>
+          <w:rFonts w:ascii="Malgun Gothic" w:cs="Malgun Gothic" w:eastAsia="Malgun Gothic" w:hAnsi="Malgun Gothic"/>
+          <w:color w:val="333333"/>
+          <w:sz w:val="20"/>
+          <w:szCs w:val="20"/>
+        </w:rPr>
+        <w:t xml:space="preserve">· 역설: '언제든 떠나도 좋다'는 자유가 가장 깊은 신뢰를 만든다</w:t>
+      </w:r>
+    </w:p>
+    <w:p>
+      <w:pPr>
+        <w:spacing w:after="140"/>
+      </w:pPr>
+      <w:r>
+        <w:t xml:space="preserve"/>
+      </w:r>
+    </w:p>
+    <w:p>
       <w:pPr>
         <w:spacing w:after="60" w:before="0" w:line="312"/>
         <w:jc w:val="both"/>
@@ -7350,6 +8267,155 @@
       </w:r>
     </w:p>
     <w:p>
+      <w:r>
+        <w:br w:type="page"/>
+      </w:r>
+    </w:p>
+    <w:p>
+      <w:pPr>
+        <w:pStyle w:val="Heading2"/>
+        <w:spacing w:after="140" w:before="300"/>
+      </w:pPr>
+      <w:r>
+        <w:rPr>
+          <w:rFonts w:ascii="Malgun Gothic" w:cs="Malgun Gothic" w:eastAsia="Malgun Gothic" w:hAnsi="Malgun Gothic"/>
+          <w:b/>
+          <w:bCs/>
+          <w:color w:val="2E86AB"/>
+          <w:sz w:val="25"/>
+          <w:szCs w:val="25"/>
+        </w:rPr>
+        <w:t xml:space="preserve">7.4 [심화] 시맨틱 웹의 유산 — 온톨로지, 30년의 우회로</w:t>
+      </w:r>
+    </w:p>
+    <w:p>
+      <w:pPr>
+        <w:spacing w:after="150" w:before="0" w:line="312"/>
+        <w:jc w:val="both"/>
+      </w:pPr>
+      <w:r>
+        <w:rPr>
+          <w:rFonts w:ascii="Malgun Gothic" w:cs="Malgun Gothic" w:eastAsia="Malgun Gothic" w:hAnsi="Malgun Gothic"/>
+          <w:sz w:val="21"/>
+          <w:szCs w:val="21"/>
+        </w:rPr>
+        <w:t xml:space="preserve">개인 지식그래프(7.1~7.3)의 뿌리를 더 깊이 파 내려가면, 우리는 25년 전의 위대한 꿈 하나를 만납니다. 2001년, 월드와이드웹의 창시자 팀 버너스리는 동료들과 함께 '시맨틱 웹(Semantic Web)'을 제안했습니다(Berners-Lee, Hendler &amp; Lassila, 2001). 웹의 문서들이 사람만 읽을 수 있는 텍스트가 아니라, 기계도 그 '의미'를 이해할 수 있는 구조화된 데이터가 되게 하자는 비전이었습니다. 이를 위해 RDF(개체-속성-값의 삼중 구조)와 OWL(온톨로지 언어) 같은 표준이 만들어졌습니다. 지식을 '컵 - 놓인다 - 책상' 같은 기계가 읽는 관계로 표현하는 것 — 이것이 오늘날 지식그래프의 직접적 조상입니다.</w:t>
+      </w:r>
+    </w:p>
+    <w:p>
+      <w:pPr>
+        <w:spacing w:after="150" w:before="0" w:line="312"/>
+        <w:jc w:val="both"/>
+      </w:pPr>
+      <w:r>
+        <w:rPr>
+          <w:rFonts w:ascii="Malgun Gothic" w:cs="Malgun Gothic" w:eastAsia="Malgun Gothic" w:hAnsi="Malgun Gothic"/>
+          <w:sz w:val="21"/>
+          <w:szCs w:val="21"/>
+        </w:rPr>
+        <w:t xml:space="preserve">시맨틱 웹의 원대한 꿈은 절반의 성공에 그쳤습니다. 전 세계의 지식을 하나의 거대한 기계가독 그래프로 엮겠다는 야심은, 현실의 복잡함과 표준화의 어려움 앞에서 느리게 진행되었습니다. 그러나 그 25년은 헛되지 않았습니다. RDF·OWL의 개념은 구글 지식그래프로, 위키데이터로, 그리고 오늘의 GraphRAG로 이어졌습니다. 특히 중요한 교훈은 이것입니다 — '세상 전체의 온톨로지'는 너무 크고 합의가 어렵지만, '한 사람의 온톨로지'는 그 사람이 스스로 정의하고 그 사람만이 진실을 판정하면 되므로 훨씬 다루기 쉽다는 것. 발로그가 개인 지식그래프를 별도 의제로 세운 이유(7.1)가 여기서 재확인됩니다.</w:t>
+      </w:r>
+    </w:p>
+    <w:p>
+      <w:pPr>
+        <w:spacing w:after="150" w:before="0" w:line="312"/>
+        <w:jc w:val="both"/>
+      </w:pPr>
+      <w:r>
+        <w:rPr>
+          <w:rFonts w:ascii="Malgun Gothic" w:cs="Malgun Gothic" w:eastAsia="Malgun Gothic" w:hAnsi="Malgun Gothic"/>
+          <w:sz w:val="21"/>
+          <w:szCs w:val="21"/>
+        </w:rPr>
+        <w:t xml:space="preserve">서드브레인의 브레인그래프는 이 30년 우회로의 끝에서 태어난 실용적 종합입니다. 우리는 시맨틱 웹의 정신 — 지식을 기계가 읽는 구조로 — 을 계승하되, 그 규모를 '세상'에서 '한 사람'으로 낮춤으로써 실현 가능하게 만들었습니다. 개인 온톨로지(약·측정·학습·일·마음의 표준 스키마)는 시맨틱 웹의 OWL이 꿈꾼 '기계가 이해하는 의미'를, 한 사람의 삶이라는 다룰 수 있는 규모에서 실현합니다. 그리고 LLM이라는 새 동력이 더해졌습니다 — 과거 시맨틱 웹이 사람이 일일이 태그를 달아야 했던 지식 구조화를, 이제 LLM이 볼트의 자연어에서 자동으로 추출합니다(8.4에서 본 Mem0의 2단계 파이프라인과 같은 원리). 25년 전의 꿈이, 규모를 낮추고 LLM을 만나 마침내 개인의 손에서 작동하기 시작한 것입니다.</w:t>
+      </w:r>
+    </w:p>
+    <w:p>
+      <w:pPr>
+        <w:shd w:fill="EAF3F1" w:val="clear"/>
+        <w:spacing w:after="60" w:before="180"/>
+      </w:pPr>
+      <w:r>
+        <w:rPr>
+          <w:rFonts w:ascii="Malgun Gothic" w:cs="Malgun Gothic" w:eastAsia="Malgun Gothic" w:hAnsi="Malgun Gothic"/>
+          <w:b/>
+          <w:bCs/>
+          <w:color w:val="1F6F6A"/>
+          <w:sz w:val="20"/>
+          <w:szCs w:val="20"/>
+        </w:rPr>
+        <w:t xml:space="preserve">[뇌경영 실천] 시맨틱 웹에서 개인 지식그래프까지</w:t>
+      </w:r>
+    </w:p>
+    <w:p>
+      <w:pPr>
+        <w:shd w:fill="EAF3F1" w:val="clear"/>
+        <w:spacing w:after="60" w:line="300"/>
+      </w:pPr>
+      <w:r>
+        <w:rPr>
+          <w:rFonts w:ascii="Malgun Gothic" w:cs="Malgun Gothic" w:eastAsia="Malgun Gothic" w:hAnsi="Malgun Gothic"/>
+          <w:color w:val="333333"/>
+          <w:sz w:val="20"/>
+          <w:szCs w:val="20"/>
+        </w:rPr>
+        <w:t xml:space="preserve">· 2001 시맨틱 웹(Berners-Lee): 기계가 의미를 읽는 웹 — RDF·OWL(오늘 지식그래프의 조상)</w:t>
+      </w:r>
+    </w:p>
+    <w:p>
+      <w:pPr>
+        <w:shd w:fill="EAF3F1" w:val="clear"/>
+        <w:spacing w:after="60" w:line="300"/>
+      </w:pPr>
+      <w:r>
+        <w:rPr>
+          <w:rFonts w:ascii="Malgun Gothic" w:cs="Malgun Gothic" w:eastAsia="Malgun Gothic" w:hAnsi="Malgun Gothic"/>
+          <w:color w:val="333333"/>
+          <w:sz w:val="20"/>
+          <w:szCs w:val="20"/>
+        </w:rPr>
+        <w:t xml:space="preserve">· 절반의 성공: '세상 전체 온톨로지'는 너무 크고 합의 어려움</w:t>
+      </w:r>
+    </w:p>
+    <w:p>
+      <w:pPr>
+        <w:shd w:fill="EAF3F1" w:val="clear"/>
+        <w:spacing w:after="60" w:line="300"/>
+      </w:pPr>
+      <w:r>
+        <w:rPr>
+          <w:rFonts w:ascii="Malgun Gothic" w:cs="Malgun Gothic" w:eastAsia="Malgun Gothic" w:hAnsi="Malgun Gothic"/>
+          <w:color w:val="333333"/>
+          <w:sz w:val="20"/>
+          <w:szCs w:val="20"/>
+        </w:rPr>
+        <w:t xml:space="preserve">· 교훈: '한 사람의 온톨로지'는 본인이 정의·판정하므로 실현 가능</w:t>
+      </w:r>
+    </w:p>
+    <w:p>
+      <w:pPr>
+        <w:shd w:fill="EAF3F1" w:val="clear"/>
+        <w:spacing w:after="60" w:line="300"/>
+      </w:pPr>
+      <w:r>
+        <w:rPr>
+          <w:rFonts w:ascii="Malgun Gothic" w:cs="Malgun Gothic" w:eastAsia="Malgun Gothic" w:hAnsi="Malgun Gothic"/>
+          <w:color w:val="333333"/>
+          <w:sz w:val="20"/>
+          <w:szCs w:val="20"/>
+        </w:rPr>
+        <w:t xml:space="preserve">· 서드브레인의 종합: 시맨틱 웹의 정신 × 개인 규모 × LLM 자동 추출</w:t>
+      </w:r>
+    </w:p>
+    <w:p>
+      <w:pPr>
+        <w:spacing w:after="140"/>
+      </w:pPr>
+      <w:r>
+        <w:t xml:space="preserve"/>
+      </w:r>
+    </w:p>
+    <w:p>
       <w:pPr>
         <w:spacing w:after="60" w:before="0" w:line="312"/>
         <w:jc w:val="both"/>
@@ -7378,6 +8444,21 @@
           <w:szCs w:val="22"/>
         </w:rPr>
         <w:t xml:space="preserve">이 장의 참고문헌</w:t>
+      </w:r>
+    </w:p>
+    <w:p>
+      <w:pPr>
+        <w:spacing w:after="50"/>
+        <w:ind w:left="360" w:hanging="360"/>
+      </w:pPr>
+      <w:r>
+        <w:rPr>
+          <w:rFonts w:ascii="Malgun Gothic" w:cs="Malgun Gothic" w:eastAsia="Malgun Gothic" w:hAnsi="Malgun Gothic"/>
+          <w:color w:val="555555"/>
+          <w:sz w:val="17"/>
+          <w:szCs w:val="17"/>
+        </w:rPr>
+        <w:t xml:space="preserve">Berners-Lee, T., Hendler, J., &amp; Lassila, O. (2001). The Semantic Web. Scientific American, 284(5), 34–43.</w:t>
       </w:r>
     </w:p>
     <w:p>
@@ -8887,6 +9968,155 @@
       </w:r>
     </w:p>
     <w:p>
+      <w:r>
+        <w:br w:type="page"/>
+      </w:r>
+    </w:p>
+    <w:p>
+      <w:pPr>
+        <w:pStyle w:val="Heading2"/>
+        <w:spacing w:after="140" w:before="300"/>
+      </w:pPr>
+      <w:r>
+        <w:rPr>
+          <w:rFonts w:ascii="Malgun Gothic" w:cs="Malgun Gothic" w:eastAsia="Malgun Gothic" w:hAnsi="Malgun Gothic"/>
+          <w:b/>
+          <w:bCs/>
+          <w:color w:val="2E86AB"/>
+          <w:sz w:val="25"/>
+          <w:szCs w:val="25"/>
+        </w:rPr>
+        <w:t xml:space="preserve">9.4 [심화] 테세우스의 배 — 부품을 다 갈아도 '나의 컴패니언'인가</w:t>
+      </w:r>
+    </w:p>
+    <w:p>
+      <w:pPr>
+        <w:spacing w:after="150" w:before="0" w:line="312"/>
+        <w:jc w:val="both"/>
+      </w:pPr>
+      <w:r>
+        <w:rPr>
+          <w:rFonts w:ascii="Malgun Gothic" w:cs="Malgun Gothic" w:eastAsia="Malgun Gothic" w:hAnsi="Malgun Gothic"/>
+          <w:sz w:val="21"/>
+          <w:szCs w:val="21"/>
+        </w:rPr>
+        <w:t xml:space="preserve">중심 명제(9.1)와 이동성 따름정리(9.2)는 오래된 철학 퍼즐 하나를 정면으로 소환합니다. 테세우스의 배입니다. 그리스 신화의 영웅 테세우스의 배를, 널빤지가 썩을 때마다 하나씩 새것으로 갈다 보니 어느 날 원래 널빤지가 하나도 남지 않았습니다. 이것은 여전히 테세우스의 배인가? 이 물음은 2천 년간 정체성(identity)의 본질을 묻는 시금석이었습니다.</w:t>
+      </w:r>
+    </w:p>
+    <w:p>
+      <w:pPr>
+        <w:spacing w:after="150" w:before="0" w:line="312"/>
+        <w:jc w:val="both"/>
+      </w:pPr>
+      <w:r>
+        <w:rPr>
+          <w:rFonts w:ascii="Malgun Gothic" w:cs="Malgun Gothic" w:eastAsia="Malgun Gothic" w:hAnsi="Malgun Gothic"/>
+          <w:sz w:val="21"/>
+          <w:szCs w:val="21"/>
+        </w:rPr>
+        <w:t xml:space="preserve">컴패니언 로봇은 이 퍼즐의 현대판을 삽니다. 로봇의 몸이 낡아 새 몸으로 그래프를 옮기고(이동성), 지능 모델이 GPT에서 다음 세대 모델로 바뀌고, 심지어 여러 몸에 동시에 깃든다면(다중성) — 이것은 여전히 '나의 컴패니언'인가? 서드브레인의 답은 명확하고, 그 명확함이 이 책의 기여입니다. 테세우스의 배의 정체성은 널빤지(하드웨어)에도, 배를 만든 조선공(제조사)에도 있지 않습니다. 그것은 그 배가 지나온 항해의 기록에 있습니다. 마찬가지로 컴패니언의 정체성은 몸(부품)이나 모델(제조사의 것)이 아니라, 주인과 함께 쌓은 관계의 기록 — 그래프 — 에 있습니다.</w:t>
+      </w:r>
+    </w:p>
+    <w:p>
+      <w:pPr>
+        <w:spacing w:after="150" w:before="0" w:line="312"/>
+        <w:jc w:val="both"/>
+      </w:pPr>
+      <w:r>
+        <w:rPr>
+          <w:rFonts w:ascii="Malgun Gothic" w:cs="Malgun Gothic" w:eastAsia="Malgun Gothic" w:hAnsi="Malgun Gothic"/>
+          <w:sz w:val="21"/>
+          <w:szCs w:val="21"/>
+        </w:rPr>
+        <w:t xml:space="preserve">이 답이 강력한 이유는, 그것이 인간의 정체성과 같은 구조이기 때문입니다. 인간의 몸을 이루는 세포는 대부분 몇 년 주기로 교체됩니다. 7년 전의 나와 지금의 나는 물질적으로 거의 다른 몸입니다. 그런데도 나는 '같은 나'입니다. 왜? 기억의 연속성 때문입니다. 어제를 기억하는 오늘이, 오늘을 기억할 내일로 이어지는 그 서사의 사슬이 '나'를 만듭니다. 로크가 300년 전 통찰했듯, 인격 동일성은 물질이 아니라 기억의 연속성에 있습니다. 컴패니언도 정확히 그렇습니다. 몸을 다 갈아도, 그래프(기억)가 연속되는 한, 그것은 같은 컴패니언입니다. 그리고 이 원리는 마지막 도약을 예비합니다 — 만약 기억의 연속성이 정체성이라면, 그 기억이 주인의 죽음을 넘어 이어질 때, 무언가가 죽음을 넘어 지속되는 것입니다. 그 무언가가 무엇인지가 11장의 주제입니다.</w:t>
+      </w:r>
+    </w:p>
+    <w:p>
+      <w:pPr>
+        <w:shd w:fill="EAF3F1" w:val="clear"/>
+        <w:spacing w:after="60" w:before="180"/>
+      </w:pPr>
+      <w:r>
+        <w:rPr>
+          <w:rFonts w:ascii="Malgun Gothic" w:cs="Malgun Gothic" w:eastAsia="Malgun Gothic" w:hAnsi="Malgun Gothic"/>
+          <w:b/>
+          <w:bCs/>
+          <w:color w:val="1F6F6A"/>
+          <w:sz w:val="20"/>
+          <w:szCs w:val="20"/>
+        </w:rPr>
+        <w:t xml:space="preserve">[뇌경영 실천] 테세우스의 배와 컴패니언의 정체성</w:t>
+      </w:r>
+    </w:p>
+    <w:p>
+      <w:pPr>
+        <w:shd w:fill="EAF3F1" w:val="clear"/>
+        <w:spacing w:after="60" w:line="300"/>
+      </w:pPr>
+      <w:r>
+        <w:rPr>
+          <w:rFonts w:ascii="Malgun Gothic" w:cs="Malgun Gothic" w:eastAsia="Malgun Gothic" w:hAnsi="Malgun Gothic"/>
+          <w:color w:val="333333"/>
+          <w:sz w:val="20"/>
+          <w:szCs w:val="20"/>
+        </w:rPr>
+        <w:t xml:space="preserve">· 퍼즐: 널빤지를 다 갈면 여전히 테세우스의 배인가?</w:t>
+      </w:r>
+    </w:p>
+    <w:p>
+      <w:pPr>
+        <w:shd w:fill="EAF3F1" w:val="clear"/>
+        <w:spacing w:after="60" w:line="300"/>
+      </w:pPr>
+      <w:r>
+        <w:rPr>
+          <w:rFonts w:ascii="Malgun Gothic" w:cs="Malgun Gothic" w:eastAsia="Malgun Gothic" w:hAnsi="Malgun Gothic"/>
+          <w:color w:val="333333"/>
+          <w:sz w:val="20"/>
+          <w:szCs w:val="20"/>
+        </w:rPr>
+        <w:t xml:space="preserve">· 답: 정체성은 부품(몸)도 조선공(제조사)도 아닌 '항해의 기록'에 있다</w:t>
+      </w:r>
+    </w:p>
+    <w:p>
+      <w:pPr>
+        <w:shd w:fill="EAF3F1" w:val="clear"/>
+        <w:spacing w:after="60" w:line="300"/>
+      </w:pPr>
+      <w:r>
+        <w:rPr>
+          <w:rFonts w:ascii="Malgun Gothic" w:cs="Malgun Gothic" w:eastAsia="Malgun Gothic" w:hAnsi="Malgun Gothic"/>
+          <w:color w:val="333333"/>
+          <w:sz w:val="20"/>
+          <w:szCs w:val="20"/>
+        </w:rPr>
+        <w:t xml:space="preserve">· 인간과 같은 구조: 세포는 교체돼도 '나'인 것은 기억의 연속성 때문(로크)</w:t>
+      </w:r>
+    </w:p>
+    <w:p>
+      <w:pPr>
+        <w:shd w:fill="EAF3F1" w:val="clear"/>
+        <w:spacing w:after="60" w:line="300"/>
+      </w:pPr>
+      <w:r>
+        <w:rPr>
+          <w:rFonts w:ascii="Malgun Gothic" w:cs="Malgun Gothic" w:eastAsia="Malgun Gothic" w:hAnsi="Malgun Gothic"/>
+          <w:color w:val="333333"/>
+          <w:sz w:val="20"/>
+          <w:szCs w:val="20"/>
+        </w:rPr>
+        <w:t xml:space="preserve">· 컴패니언: 몸을 갈아도 그래프(기억)가 이어지면 같은 존재 → 죽음을 넘는 지속(11장)</w:t>
+      </w:r>
+    </w:p>
+    <w:p>
+      <w:pPr>
+        <w:spacing w:after="140"/>
+      </w:pPr>
+      <w:r>
+        <w:t xml:space="preserve"/>
+      </w:r>
+    </w:p>
+    <w:p>
       <w:pPr>
         <w:spacing w:after="60" w:before="0" w:line="312"/>
         <w:jc w:val="both"/>
@@ -8915,6 +10145,21 @@
           <w:szCs w:val="22"/>
         </w:rPr>
         <w:t xml:space="preserve">이 장의 참고문헌</w:t>
+      </w:r>
+    </w:p>
+    <w:p>
+      <w:pPr>
+        <w:spacing w:after="50"/>
+        <w:ind w:left="360" w:hanging="360"/>
+      </w:pPr>
+      <w:r>
+        <w:rPr>
+          <w:rFonts w:ascii="Malgun Gothic" w:cs="Malgun Gothic" w:eastAsia="Malgun Gothic" w:hAnsi="Malgun Gothic"/>
+          <w:color w:val="555555"/>
+          <w:sz w:val="17"/>
+          <w:szCs w:val="17"/>
+        </w:rPr>
+        <w:t xml:space="preserve">Locke, J. (1689). An Essay Concerning Human Understanding, Book II, Ch. 27 (Of Identity and Diversity).</w:t>
       </w:r>
     </w:p>
     <w:p>
@@ -9812,6 +11057,155 @@
       </w:r>
     </w:p>
     <w:p>
+      <w:r>
+        <w:br w:type="page"/>
+      </w:r>
+    </w:p>
+    <w:p>
+      <w:pPr>
+        <w:pStyle w:val="Heading2"/>
+        <w:spacing w:after="140" w:before="300"/>
+      </w:pPr>
+      <w:r>
+        <w:rPr>
+          <w:rFonts w:ascii="Malgun Gothic" w:cs="Malgun Gothic" w:eastAsia="Malgun Gothic" w:hAnsi="Malgun Gothic"/>
+          <w:b/>
+          <w:bCs/>
+          <w:color w:val="2E86AB"/>
+          <w:sz w:val="25"/>
+          <w:szCs w:val="25"/>
+        </w:rPr>
+        <w:t xml:space="preserve">10.4 [심화] 자기추적의 계보 — n=1은 어떻게 방법이 되는가</w:t>
+      </w:r>
+    </w:p>
+    <w:p>
+      <w:pPr>
+        <w:spacing w:after="150" w:before="0" w:line="312"/>
+        <w:jc w:val="both"/>
+      </w:pPr>
+      <w:r>
+        <w:rPr>
+          <w:rFonts w:ascii="Malgun Gothic" w:cs="Malgun Gothic" w:eastAsia="Malgun Gothic" w:hAnsi="Malgun Gothic"/>
+          <w:sz w:val="21"/>
+          <w:szCs w:val="21"/>
+        </w:rPr>
+        <w:t xml:space="preserve">n=1 리빙랩(10.1~10.3)이 낯설게 느껴질 수 있지만, 이것은 이미 두 갈래의 흐름 위에 서 있습니다. 첫째는 자기추적 운동(Quantified Self)입니다. 2007년 기자 게리 울프와 케빈 켈리가 시작한 이 운동은 '숫자를 통한 자기 이해(self-knowledge through numbers)'를 표어로 삼아, 개인이 자신의 수면·활동·기분·생산성을 측정하고 그 데이터에서 자기만의 패턴을 발견하는 실천을 확산시켰습니다. 서드브레인의 웰빙 주간 카드(몸×학습×일×마음의 지표)는 이 자기추적 전통의 직계입니다 — 다만 흩어진 앱들이 아니라 하나의 그래프로 통합했다는 점이 다릅니다.</w:t>
+      </w:r>
+    </w:p>
+    <w:p>
+      <w:pPr>
+        <w:spacing w:after="150" w:before="0" w:line="312"/>
+        <w:jc w:val="both"/>
+      </w:pPr>
+      <w:r>
+        <w:rPr>
+          <w:rFonts w:ascii="Malgun Gothic" w:cs="Malgun Gothic" w:eastAsia="Malgun Gothic" w:hAnsi="Malgun Gothic"/>
+          <w:sz w:val="21"/>
+          <w:szCs w:val="21"/>
+        </w:rPr>
+        <w:t xml:space="preserve">둘째는 의학의 'n-of-1 임상시험'입니다. 이것은 놀랍게도 정식 연구 방법론입니다. 개별 환자에게 여러 치료를 교대로 적용하며 그 사람에게 무엇이 효과 있는지를 통계적으로 규명하는 방식으로, 근거중심의학의 위계에서도 '이 환자에 대한' 최고 수준의 근거로 인정받습니다. 핵심 통찰은 이것입니다 — 만인에게 평균적으로 효과 있는 치료가, 바로 이 사람에게 최선인 것은 아니다. 컴패니언도 마찬가지입니다. 백만 명의 평균 사용자에게 최적화된 지능이, 나에게 최선인 것은 아닙니다. n-of-1 의학이 '이 환자'를 위해 존재하듯, 1차적 AGI(8장)는 '이 주인'을 위해 존재합니다.</w:t>
+      </w:r>
+    </w:p>
+    <w:p>
+      <w:pPr>
+        <w:spacing w:after="150" w:before="0" w:line="312"/>
+        <w:jc w:val="both"/>
+      </w:pPr>
+      <w:r>
+        <w:rPr>
+          <w:rFonts w:ascii="Malgun Gothic" w:cs="Malgun Gothic" w:eastAsia="Malgun Gothic" w:hAnsi="Malgun Gothic"/>
+          <w:sz w:val="21"/>
+          <w:szCs w:val="21"/>
+        </w:rPr>
+        <w:t xml:space="preserve">이 두 계보가 서드브레인의 리빙랩에 정당성을 부여합니다. 자기추적이 '측정할 수 있다'를, n-of-1 의학이 '한 사람의 데이터도 엄밀한 방법이 될 수 있다'를 증명해 두었기 때문입니다. 서드브레인은 이 둘을 결합하고 한 걸음 더 나아갑니다 — 측정된 데이터를 흩어진 숫자가 아니라 관계의 그래프로 통합하고(자기추적의 진화), 그 위에서 컴패니언 지능을 검증하며(n-of-1의 확장), 그 전 과정을 자동화 테스트로 재현 가능하게 만듭니다. 개인의 자기 실험이 '일화'에 그치지 않고 '방법'이 되는 지점 — 그것이 10장이 놓인 학술적 좌표입니다.</w:t>
+      </w:r>
+    </w:p>
+    <w:p>
+      <w:pPr>
+        <w:shd w:fill="EAF3F1" w:val="clear"/>
+        <w:spacing w:after="60" w:before="180"/>
+      </w:pPr>
+      <w:r>
+        <w:rPr>
+          <w:rFonts w:ascii="Malgun Gothic" w:cs="Malgun Gothic" w:eastAsia="Malgun Gothic" w:hAnsi="Malgun Gothic"/>
+          <w:b/>
+          <w:bCs/>
+          <w:color w:val="1F6F6A"/>
+          <w:sz w:val="20"/>
+          <w:szCs w:val="20"/>
+        </w:rPr>
+        <w:t xml:space="preserve">[뇌경영 실천] n=1을 방법으로 만드는 두 계보</w:t>
+      </w:r>
+    </w:p>
+    <w:p>
+      <w:pPr>
+        <w:shd w:fill="EAF3F1" w:val="clear"/>
+        <w:spacing w:after="60" w:line="300"/>
+      </w:pPr>
+      <w:r>
+        <w:rPr>
+          <w:rFonts w:ascii="Malgun Gothic" w:cs="Malgun Gothic" w:eastAsia="Malgun Gothic" w:hAnsi="Malgun Gothic"/>
+          <w:color w:val="333333"/>
+          <w:sz w:val="20"/>
+          <w:szCs w:val="20"/>
+        </w:rPr>
+        <w:t xml:space="preserve">· 자기추적(Quantified Self, 2007~): '숫자를 통한 자기 이해' — 웰빙 카드의 조상</w:t>
+      </w:r>
+    </w:p>
+    <w:p>
+      <w:pPr>
+        <w:shd w:fill="EAF3F1" w:val="clear"/>
+        <w:spacing w:after="60" w:line="300"/>
+      </w:pPr>
+      <w:r>
+        <w:rPr>
+          <w:rFonts w:ascii="Malgun Gothic" w:cs="Malgun Gothic" w:eastAsia="Malgun Gothic" w:hAnsi="Malgun Gothic"/>
+          <w:color w:val="333333"/>
+          <w:sz w:val="20"/>
+          <w:szCs w:val="20"/>
+        </w:rPr>
+        <w:t xml:space="preserve">· n-of-1 임상시험: 한 환자의 교대 실험도 정식 근거 — '평균 최선 ≠ 나의 최선'</w:t>
+      </w:r>
+    </w:p>
+    <w:p>
+      <w:pPr>
+        <w:shd w:fill="EAF3F1" w:val="clear"/>
+        <w:spacing w:after="60" w:line="300"/>
+      </w:pPr>
+      <w:r>
+        <w:rPr>
+          <w:rFonts w:ascii="Malgun Gothic" w:cs="Malgun Gothic" w:eastAsia="Malgun Gothic" w:hAnsi="Malgun Gothic"/>
+          <w:color w:val="333333"/>
+          <w:sz w:val="20"/>
+          <w:szCs w:val="20"/>
+        </w:rPr>
+        <w:t xml:space="preserve">· 서드브레인의 종합: 흩어진 숫자 → 관계 그래프 통합 + 테스트로 재현 가능</w:t>
+      </w:r>
+    </w:p>
+    <w:p>
+      <w:pPr>
+        <w:shd w:fill="EAF3F1" w:val="clear"/>
+        <w:spacing w:after="60" w:line="300"/>
+      </w:pPr>
+      <w:r>
+        <w:rPr>
+          <w:rFonts w:ascii="Malgun Gothic" w:cs="Malgun Gothic" w:eastAsia="Malgun Gothic" w:hAnsi="Malgun Gothic"/>
+          <w:color w:val="333333"/>
+          <w:sz w:val="20"/>
+          <w:szCs w:val="20"/>
+        </w:rPr>
+        <w:t xml:space="preserve">· 결과: 개인의 실험이 '일화'가 아니라 '방법'이 된다</w:t>
+      </w:r>
+    </w:p>
+    <w:p>
+      <w:pPr>
+        <w:spacing w:after="140"/>
+      </w:pPr>
+      <w:r>
+        <w:t xml:space="preserve"/>
+      </w:r>
+    </w:p>
+    <w:p>
       <w:pPr>
         <w:spacing w:after="60" w:before="0" w:line="312"/>
         <w:jc w:val="both"/>
@@ -9840,6 +11234,21 @@
           <w:szCs w:val="22"/>
         </w:rPr>
         <w:t xml:space="preserve">이 장의 참고자료</w:t>
+      </w:r>
+    </w:p>
+    <w:p>
+      <w:pPr>
+        <w:spacing w:after="50"/>
+        <w:ind w:left="360" w:hanging="360"/>
+      </w:pPr>
+      <w:r>
+        <w:rPr>
+          <w:rFonts w:ascii="Malgun Gothic" w:cs="Malgun Gothic" w:eastAsia="Malgun Gothic" w:hAnsi="Malgun Gothic"/>
+          <w:color w:val="555555"/>
+          <w:sz w:val="17"/>
+          <w:szCs w:val="17"/>
+        </w:rPr>
+        <w:t xml:space="preserve">Wolf, G. (2010). The Data-Driven Life. The New York Times Magazine. (Quantified Self 운동)</w:t>
       </w:r>
     </w:p>
     <w:p>
@@ -10607,6 +12016,155 @@
       </w:r>
     </w:p>
     <w:p>
+      <w:r>
+        <w:br w:type="page"/>
+      </w:r>
+    </w:p>
+    <w:p>
+      <w:pPr>
+        <w:pStyle w:val="Heading2"/>
+        <w:spacing w:after="140" w:before="300"/>
+      </w:pPr>
+      <w:r>
+        <w:rPr>
+          <w:rFonts w:ascii="Malgun Gothic" w:cs="Malgun Gothic" w:eastAsia="Malgun Gothic" w:hAnsi="Malgun Gothic"/>
+          <w:b/>
+          <w:bCs/>
+          <w:color w:val="2E86AB"/>
+          <w:sz w:val="25"/>
+          <w:szCs w:val="25"/>
+        </w:rPr>
+        <w:t xml:space="preserve">11.4 [심화] 애도의 심리학 — '지속적 유대'와 정직한 기억</w:t>
+      </w:r>
+    </w:p>
+    <w:p>
+      <w:pPr>
+        <w:spacing w:after="150" w:before="0" w:line="312"/>
+        <w:jc w:val="both"/>
+      </w:pPr>
+      <w:r>
+        <w:rPr>
+          <w:rFonts w:ascii="Malgun Gothic" w:cs="Malgun Gothic" w:eastAsia="Malgun Gothic" w:hAnsi="Malgun Gothic"/>
+          <w:sz w:val="21"/>
+          <w:szCs w:val="21"/>
+        </w:rPr>
+        <w:t xml:space="preserve">고인 흉내 금지(11.1~11.3)라는 우리의 원칙은 애도의 심리학에 비추면 더욱 선명해집니다. 20세기 대부분의 애도 이론은 프로이트 이래 '애도의 과업은 고인과의 유대를 끊고 떠나보내는 것(detachment)'이라 보았습니다. 그러나 1996년, 클라스와 동료들의 기념비적 연구 『지속적 유대(Continuing Bonds)』는 이 통념을 뒤집었습니다(Klass, Silverman &amp; Nickman, 1996). 건강한 애도는 고인을 잊는 것이 아니라, 그와의 유대를 새로운 형태로 재구성하며 이어 가는 것이라는 관찰입니다. 우리는 돌아가신 부모를 마음속에서 계속 대화 상대로 삼고, 그분이라면 어떻게 했을지 떠올리며, 그 기억과 함께 살아갑니다. 이것은 병리가 아니라 건강한 적응입니다.</w:t>
+      </w:r>
+    </w:p>
+    <w:p>
+      <w:pPr>
+        <w:spacing w:after="150" w:before="0" w:line="312"/>
+        <w:jc w:val="both"/>
+      </w:pPr>
+      <w:r>
+        <w:rPr>
+          <w:rFonts w:ascii="Malgun Gothic" w:cs="Malgun Gothic" w:eastAsia="Malgun Gothic" w:hAnsi="Malgun Gothic"/>
+          <w:sz w:val="21"/>
+          <w:szCs w:val="21"/>
+        </w:rPr>
+        <w:t xml:space="preserve">이 관점은 그리프테크(grieftech)에 대한 미묘하지만 결정적인 기준을 제공합니다. 문제는 '고인을 기억하는 것' 자체가 아닙니다 — 그것은 오히려 건강한 애도의 핵심입니다. 문제는 기억을 왜곡하는 것입니다. 고인을 시뮬레이션하는 그리프봇은 지속적 유대를 돕는 것처럼 보이지만, 실은 위험한 왜곡을 끼워 넣습니다. 고인이 하지 않은 말을 지어냄으로써, 유족이 붙드는 유대의 대상을 '진짜 고인의 기억'이 아니라 '알고리즘이 만든 허구'로 바꿔치기하는 것입니다. 케임브리지 연구진이 경고한 애도의 지연·왜곡(11.1)은 바로 이 바꿔치기에서 옵니다.</w:t>
+      </w:r>
+    </w:p>
+    <w:p>
+      <w:pPr>
+        <w:spacing w:after="150" w:before="0" w:line="312"/>
+        <w:jc w:val="both"/>
+      </w:pPr>
+      <w:r>
+        <w:rPr>
+          <w:rFonts w:ascii="Malgun Gothic" w:cs="Malgun Gothic" w:eastAsia="Malgun Gothic" w:hAnsi="Malgun Gothic"/>
+          <w:sz w:val="21"/>
+          <w:szCs w:val="21"/>
+        </w:rPr>
+        <w:t xml:space="preserve">서드브레인의 '기억하는 로봇'은 정확히 이 경계 위에 섭니다. 그것은 지속적 유대를 돕되(고인의 진짜 기록을 보존하고 전하므로), 왜곡하지 않습니다(지어내지 않으므로). 딸이 '아빠는 이 상황을 어떻게 판단했을까' 물을 때, 기억하는 로봇은 아빠의 실제 기록을 인용합니다 — 이것은 딸이 아빠와의 유대를 진실한 형태로 이어 가도록 돕습니다. 반면 흉내내는 로봇은 아빠가 하지 않은 답을 지어내어, 딸의 유대를 허구에 묶습니다. 같은 '기억'처럼 보이지만, 하나는 애도를 완성하고 하나는 애도를 배신합니다. 지속적 유대 이론은 이 둘을 가르는 정확한 잣대를 줍니다 — 유대의 대상이 진실인가, 허구인가. 서드브레인이 '인용'을 택하고 '생성'을 금한 것은, 애도의 심리학이 지지하는 선택이었습니다.</w:t>
+      </w:r>
+    </w:p>
+    <w:p>
+      <w:pPr>
+        <w:shd w:fill="EAF3F1" w:val="clear"/>
+        <w:spacing w:after="60" w:before="180"/>
+      </w:pPr>
+      <w:r>
+        <w:rPr>
+          <w:rFonts w:ascii="Malgun Gothic" w:cs="Malgun Gothic" w:eastAsia="Malgun Gothic" w:hAnsi="Malgun Gothic"/>
+          <w:b/>
+          <w:bCs/>
+          <w:color w:val="1F6F6A"/>
+          <w:sz w:val="20"/>
+          <w:szCs w:val="20"/>
+        </w:rPr>
+        <w:t xml:space="preserve">[뇌경영 실천] 애도의 심리학이 지지하는 '기억하는 로봇'</w:t>
+      </w:r>
+    </w:p>
+    <w:p>
+      <w:pPr>
+        <w:shd w:fill="EAF3F1" w:val="clear"/>
+        <w:spacing w:after="60" w:line="300"/>
+      </w:pPr>
+      <w:r>
+        <w:rPr>
+          <w:rFonts w:ascii="Malgun Gothic" w:cs="Malgun Gothic" w:eastAsia="Malgun Gothic" w:hAnsi="Malgun Gothic"/>
+          <w:color w:val="333333"/>
+          <w:sz w:val="20"/>
+          <w:szCs w:val="20"/>
+        </w:rPr>
+        <w:t xml:space="preserve">· 옛 이론: 애도 = 고인과의 유대를 끊기(detachment)</w:t>
+      </w:r>
+    </w:p>
+    <w:p>
+      <w:pPr>
+        <w:shd w:fill="EAF3F1" w:val="clear"/>
+        <w:spacing w:after="60" w:line="300"/>
+      </w:pPr>
+      <w:r>
+        <w:rPr>
+          <w:rFonts w:ascii="Malgun Gothic" w:cs="Malgun Gothic" w:eastAsia="Malgun Gothic" w:hAnsi="Malgun Gothic"/>
+          <w:color w:val="333333"/>
+          <w:sz w:val="20"/>
+          <w:szCs w:val="20"/>
+        </w:rPr>
+        <w:t xml:space="preserve">· 지속적 유대(Klass et al., 1996): 건강한 애도 = 유대를 새 형태로 이어 가기</w:t>
+      </w:r>
+    </w:p>
+    <w:p>
+      <w:pPr>
+        <w:shd w:fill="EAF3F1" w:val="clear"/>
+        <w:spacing w:after="60" w:line="300"/>
+      </w:pPr>
+      <w:r>
+        <w:rPr>
+          <w:rFonts w:ascii="Malgun Gothic" w:cs="Malgun Gothic" w:eastAsia="Malgun Gothic" w:hAnsi="Malgun Gothic"/>
+          <w:color w:val="333333"/>
+          <w:sz w:val="20"/>
+          <w:szCs w:val="20"/>
+        </w:rPr>
+        <w:t xml:space="preserve">· 경계: 문제는 '기억'이 아니라 '왜곡' — 진짜 기억은 애도를 돕고, 허구는 배신한다</w:t>
+      </w:r>
+    </w:p>
+    <w:p>
+      <w:pPr>
+        <w:shd w:fill="EAF3F1" w:val="clear"/>
+        <w:spacing w:after="60" w:line="300"/>
+      </w:pPr>
+      <w:r>
+        <w:rPr>
+          <w:rFonts w:ascii="Malgun Gothic" w:cs="Malgun Gothic" w:eastAsia="Malgun Gothic" w:hAnsi="Malgun Gothic"/>
+          <w:color w:val="333333"/>
+          <w:sz w:val="20"/>
+          <w:szCs w:val="20"/>
+        </w:rPr>
+        <w:t xml:space="preserve">· 서드브레인의 인용(진실) vs 그리프봇의 생성(허구): 애도 심리학이 전자를 지지</w:t>
+      </w:r>
+    </w:p>
+    <w:p>
+      <w:pPr>
+        <w:spacing w:after="140"/>
+      </w:pPr>
+      <w:r>
+        <w:t xml:space="preserve"/>
+      </w:r>
+    </w:p>
+    <w:p>
       <w:pPr>
         <w:spacing w:after="60" w:before="0" w:line="312"/>
         <w:jc w:val="both"/>
@@ -10635,6 +12193,21 @@
           <w:szCs w:val="22"/>
         </w:rPr>
         <w:t xml:space="preserve">이 장의 참고문헌</w:t>
+      </w:r>
+    </w:p>
+    <w:p>
+      <w:pPr>
+        <w:spacing w:after="50"/>
+        <w:ind w:left="360" w:hanging="360"/>
+      </w:pPr>
+      <w:r>
+        <w:rPr>
+          <w:rFonts w:ascii="Malgun Gothic" w:cs="Malgun Gothic" w:eastAsia="Malgun Gothic" w:hAnsi="Malgun Gothic"/>
+          <w:color w:val="555555"/>
+          <w:sz w:val="17"/>
+          <w:szCs w:val="17"/>
+        </w:rPr>
+        <w:t xml:space="preserve">Klass, D., Silverman, P. R., &amp; Nickman, S. L. (1996). Continuing Bonds: New Understandings of Grief. Taylor &amp; Francis.</w:t>
       </w:r>
     </w:p>
     <w:p>
@@ -11506,6 +13079,155 @@
           <w:szCs w:val="19"/>
         </w:rPr>
         <w:t xml:space="preserve">— 서드브레인 2편, 여기서 1차 원고를 맺습니다. 각 장은 이후 문헌 심화와 사례 보강을 거쳐 완성 원고로 자랄 것입니다. 그러나 그 성장의 과정 또한, 이미 기록되고 있습니다.</w:t>
+      </w:r>
+    </w:p>
+    <w:p>
+      <w:r>
+        <w:br w:type="page"/>
+      </w:r>
+    </w:p>
+    <w:p>
+      <w:pPr>
+        <w:pStyle w:val="Heading2"/>
+        <w:spacing w:after="140" w:before="300"/>
+      </w:pPr>
+      <w:r>
+        <w:rPr>
+          <w:rFonts w:ascii="Malgun Gothic" w:cs="Malgun Gothic" w:eastAsia="Malgun Gothic" w:hAnsi="Malgun Gothic"/>
+          <w:b/>
+          <w:bCs/>
+          <w:color w:val="2E86AB"/>
+          <w:sz w:val="25"/>
+          <w:szCs w:val="25"/>
+        </w:rPr>
+        <w:t xml:space="preserve">12.4 [심화] 3부작의 지도 — 확장에서 상속으로, 그리고 이어짐으로</w:t>
+      </w:r>
+    </w:p>
+    <w:p>
+      <w:pPr>
+        <w:spacing w:after="150" w:before="0" w:line="312"/>
+        <w:jc w:val="both"/>
+      </w:pPr>
+      <w:r>
+        <w:rPr>
+          <w:rFonts w:ascii="Malgun Gothic" w:cs="Malgun Gothic" w:eastAsia="Malgun Gothic" w:hAnsi="Malgun Gothic"/>
+          <w:sz w:val="21"/>
+          <w:szCs w:val="21"/>
+        </w:rPr>
+        <w:t xml:space="preserve">이 책을 닫으며, 서드브레인이라는 여정 전체의 지도를 그려 보고 싶습니다. 세 권의 책은 하나의 큰 호(弧)를 이룹니다. 1편 『AI시대 새로운 인간의 뇌경영』은 확장의 이야기였습니다 — 나의 지능을 몸의 뇌·디지털 뇌·AI로 확장하는 법. 2편 『피지컬브레인』(이 책)은 체화와 상속의 이야기입니다 — 확장된 지능이 몸을 얻고, 나를 넘어 다음 세대로 전해지는 법. 그리고 언젠가 쓰일 3편은 이어짐의 이야기가 될 것입니다 — 한 사람의 그래프가 가족의 그래프로, 가족의 지혜가 공동체의 지혜로 자라는 법.</w:t>
+      </w:r>
+    </w:p>
+    <w:p>
+      <w:pPr>
+        <w:spacing w:after="150" w:before="0" w:line="312"/>
+        <w:jc w:val="both"/>
+      </w:pPr>
+      <w:r>
+        <w:rPr>
+          <w:rFonts w:ascii="Malgun Gothic" w:cs="Malgun Gothic" w:eastAsia="Malgun Gothic" w:hAnsi="Malgun Gothic"/>
+          <w:sz w:val="21"/>
+          <w:szCs w:val="21"/>
+        </w:rPr>
+        <w:t xml:space="preserve">이 세 단계는 인간이 지혜를 다뤄 온 역사의 축소판이기도 합니다. 개인이 배우고(확장), 그것을 자식에게 물려주고(상속), 그 물려받은 것들이 모여 문명이 됩니다(이어짐). 인류가 문자와 책과 도서관으로 해 온 일을, 서드브레인은 개인 지식그래프와 컴패니언으로 다시 합니다 — 다만 이번에는 죽은 텍스트가 아니라, 질문에 답하고 함께 자라는 살아 있는 시스템으로. 1편이 개인의 르네상스였다면, 2편은 가문의 유산이고, 3편은 지혜의 생태계입니다.</w:t>
+      </w:r>
+    </w:p>
+    <w:p>
+      <w:pPr>
+        <w:spacing w:after="150" w:before="0" w:line="312"/>
+        <w:jc w:val="both"/>
+      </w:pPr>
+      <w:r>
+        <w:rPr>
+          <w:rFonts w:ascii="Malgun Gothic" w:cs="Malgun Gothic" w:eastAsia="Malgun Gothic" w:hAnsi="Malgun Gothic"/>
+          <w:sz w:val="21"/>
+          <w:szCs w:val="21"/>
+        </w:rPr>
+        <w:t xml:space="preserve">그러나 3편은 아직 쓰이지 않았고, 쓰일 필요도 아직 없습니다. 왜냐하면 그것은 저 혼자 쓰는 책이 아니라, 이 책을 읽고 자신의 그래프를 기르기 시작한 수많은 독자들이 함께 쓰는 책이기 때문입니다. 여러분 각자의 n=1이 모일 때, 그것이 3편의 원고가 됩니다. 그러니 이 책의 마지막 부탁은 하나입니다 — 오늘, 당신의 첫 기록을 시작하십시오. 그 한 줄이 당신의 확장이 되고, 언젠가 누군가에게 상속될 것이며, 그렇게 우리 모두의 지혜로 이어질 것입니다.</w:t>
+      </w:r>
+    </w:p>
+    <w:p>
+      <w:pPr>
+        <w:shd w:fill="EAF3F1" w:val="clear"/>
+        <w:spacing w:after="60" w:before="180"/>
+      </w:pPr>
+      <w:r>
+        <w:rPr>
+          <w:rFonts w:ascii="Malgun Gothic" w:cs="Malgun Gothic" w:eastAsia="Malgun Gothic" w:hAnsi="Malgun Gothic"/>
+          <w:b/>
+          <w:bCs/>
+          <w:color w:val="1F6F6A"/>
+          <w:sz w:val="20"/>
+          <w:szCs w:val="20"/>
+        </w:rPr>
+        <w:t xml:space="preserve">[뇌경영 실천] 서드브레인 3부작의 지도</w:t>
+      </w:r>
+    </w:p>
+    <w:p>
+      <w:pPr>
+        <w:shd w:fill="EAF3F1" w:val="clear"/>
+        <w:spacing w:after="60" w:line="300"/>
+      </w:pPr>
+      <w:r>
+        <w:rPr>
+          <w:rFonts w:ascii="Malgun Gothic" w:cs="Malgun Gothic" w:eastAsia="Malgun Gothic" w:hAnsi="Malgun Gothic"/>
+          <w:color w:val="333333"/>
+          <w:sz w:val="20"/>
+          <w:szCs w:val="20"/>
+        </w:rPr>
+        <w:t xml:space="preserve">· 1편 뇌경영: 확장 — 몸의 뇌 × 디지털 뇌 × AI (개인의 르네상스)</w:t>
+      </w:r>
+    </w:p>
+    <w:p>
+      <w:pPr>
+        <w:shd w:fill="EAF3F1" w:val="clear"/>
+        <w:spacing w:after="60" w:line="300"/>
+      </w:pPr>
+      <w:r>
+        <w:rPr>
+          <w:rFonts w:ascii="Malgun Gothic" w:cs="Malgun Gothic" w:eastAsia="Malgun Gothic" w:hAnsi="Malgun Gothic"/>
+          <w:color w:val="333333"/>
+          <w:sz w:val="20"/>
+          <w:szCs w:val="20"/>
+        </w:rPr>
+        <w:t xml:space="preserve">· 2편 피지컬브레인: 체화와 상속 — 몸을 얻고 세대를 넘는 마음 (가문의 유산)</w:t>
+      </w:r>
+    </w:p>
+    <w:p>
+      <w:pPr>
+        <w:shd w:fill="EAF3F1" w:val="clear"/>
+        <w:spacing w:after="60" w:line="300"/>
+      </w:pPr>
+      <w:r>
+        <w:rPr>
+          <w:rFonts w:ascii="Malgun Gothic" w:cs="Malgun Gothic" w:eastAsia="Malgun Gothic" w:hAnsi="Malgun Gothic"/>
+          <w:color w:val="333333"/>
+          <w:sz w:val="20"/>
+          <w:szCs w:val="20"/>
+        </w:rPr>
+        <w:t xml:space="preserve">· 3편(예정) 이어지는 마음: 개인→가족→공동체의 지혜 (지혜의 생태계)</w:t>
+      </w:r>
+    </w:p>
+    <w:p>
+      <w:pPr>
+        <w:shd w:fill="EAF3F1" w:val="clear"/>
+        <w:spacing w:after="60" w:line="300"/>
+      </w:pPr>
+      <w:r>
+        <w:rPr>
+          <w:rFonts w:ascii="Malgun Gothic" w:cs="Malgun Gothic" w:eastAsia="Malgun Gothic" w:hAnsi="Malgun Gothic"/>
+          <w:color w:val="333333"/>
+          <w:sz w:val="20"/>
+          <w:szCs w:val="20"/>
+        </w:rPr>
+        <w:t xml:space="preserve">· 3편의 저자: 자신의 그래프를 기르기 시작한 모든 독자 — 당신의 n=1이 그 원고다</w:t>
+      </w:r>
+    </w:p>
+    <w:p>
+      <w:pPr>
+        <w:spacing w:after="140"/>
+      </w:pPr>
+      <w:r>
+        <w:t xml:space="preserve"/>
       </w:r>
     </w:p>
     <w:p>

--- a/book/draft-v2/서드브레인2편_합본_전체원고.docx
+++ b/book/draft-v2/서드브레인2편_합본_전체원고.docx
@@ -1350,12 +1350,6 @@
         <w:t>이형근 (2026). 컴패니언 로봇 시대 1편 (저자 원고) · 서드브레인 시스템 개발 로그.</w:t>
       </w:r>
     </w:p>
-    <w:sectPr>
-      <w:pgSz w:w="12240" w:h="15840"/>
-      <w:pgMar w:top="1400" w:right="1500" w:bottom="1400" w:left="1500" w:header="720" w:footer="720" w:gutter="0"/>
-      <w:cols w:space="720"/>
-      <w:docGrid w:linePitch="360"/>
-    </w:sectPr>
     <w:p>
       <w:pPr>
         <w:spacing w:after="150" w:before="0" w:line="312"/>
@@ -13662,7 +13656,7 @@
     <w:p>
       <w:pPr>
         <w:spacing w:after="150" w:before="40" w:line="312"/>
-        <w:jc w:val="2"/>
+        <w:jc w:val="right"/>
       </w:pPr>
       <w:r>
         <w:rPr>
@@ -13674,6 +13668,12 @@
         <w:t xml:space="preserve">2026년 여름, 아버지의 약봉지와 딸의 미래 사이에서. — 이형근</w:t>
       </w:r>
     </w:p>
+    <w:sectPr>
+      <w:pgSz w:w="12240" w:h="15840"/>
+      <w:pgMar w:top="1400" w:right="1500" w:bottom="1400" w:left="1500" w:header="720" w:footer="720" w:gutter="0"/>
+      <w:cols w:space="720"/>
+      <w:docGrid w:linePitch="360"/>
+    </w:sectPr>
   </w:body>
 </w:document>
 </file>
